--- a/Day 12/New Microsoft Word Document.docx
+++ b/Day 12/New Microsoft Word Document.docx
@@ -5,31 +5,208 @@
     <w:p>
       <w:pPr>
         <w:rPr>
-          <w:sz w:val="36"/>
-          <w:szCs w:val="36"/>
-        </w:rPr>
-      </w:pPr>
-      <w:r>
-        <w:rPr>
-          <w:sz w:val="36"/>
-          <w:szCs w:val="36"/>
-        </w:rPr>
-        <w:t>J Unit</w:t>
-      </w:r>
-      <w:r>
-        <w:rPr>
-          <w:sz w:val="36"/>
-          <w:szCs w:val="36"/>
-        </w:rPr>
-        <w:t>5</w:t>
-      </w:r>
-      <w:r>
-        <w:rPr>
-          <w:sz w:val="36"/>
-          <w:szCs w:val="36"/>
-        </w:rPr>
-        <w:br/>
-        <w:t>Todays Agenda:</w:t>
+          <w:b/>
+          <w:bCs/>
+          <w:sz w:val="40"/>
+          <w:szCs w:val="40"/>
+          <w:lang w:val="en-US"/>
+        </w:rPr>
+      </w:pPr>
+      <w:r>
+        <w:rPr>
+          <w:b/>
+          <w:bCs/>
+          <w:sz w:val="28"/>
+          <w:szCs w:val="28"/>
+          <w:lang w:val="en-US"/>
+        </w:rPr>
+        <w:t xml:space="preserve">                                                                            </w:t>
+      </w:r>
+      <w:r>
+        <w:rPr>
+          <w:b/>
+          <w:bCs/>
+          <w:sz w:val="40"/>
+          <w:szCs w:val="40"/>
+          <w:lang w:val="en-US"/>
+        </w:rPr>
+        <w:t>JUnit 5</w:t>
+      </w:r>
+    </w:p>
+    <w:p>
+      <w:pPr>
+        <w:spacing w:after="0"/>
+        <w:rPr>
+          <w:b/>
+          <w:bCs/>
+          <w:lang w:val="en-US"/>
+        </w:rPr>
+      </w:pPr>
+      <w:r>
+        <w:rPr>
+          <w:b/>
+          <w:bCs/>
+          <w:lang w:val="en-US"/>
+        </w:rPr>
+        <w:t>Agenda:</w:t>
+      </w:r>
+    </w:p>
+    <w:p>
+      <w:pPr>
+        <w:spacing w:after="0"/>
+        <w:rPr>
+          <w:b/>
+          <w:bCs/>
+          <w:lang w:val="en-US"/>
+        </w:rPr>
+      </w:pPr>
+    </w:p>
+    <w:p>
+      <w:pPr>
+        <w:pStyle w:val="ListParagraph"/>
+        <w:numPr>
+          <w:ilvl w:val="0"/>
+          <w:numId w:val="1"/>
+        </w:numPr>
+        <w:spacing w:after="0"/>
+        <w:rPr>
+          <w:b/>
+          <w:bCs/>
+          <w:lang w:val="en-US"/>
+        </w:rPr>
+      </w:pPr>
+      <w:r>
+        <w:rPr>
+          <w:b/>
+          <w:bCs/>
+          <w:lang w:val="en-US"/>
+        </w:rPr>
+        <w:t xml:space="preserve">What is a unit test and </w:t>
+      </w:r>
+    </w:p>
+    <w:p>
+      <w:pPr>
+        <w:pStyle w:val="ListParagraph"/>
+        <w:spacing w:after="0"/>
+        <w:rPr>
+          <w:lang w:val="en-US"/>
+        </w:rPr>
+      </w:pPr>
+      <w:r>
+        <w:rPr>
+          <w:lang w:val="en-US"/>
+        </w:rPr>
+        <w:t>A unit test is a small piece of code that calls your code and checks if the answer is that you expected.</w:t>
+      </w:r>
+    </w:p>
+    <w:p>
+      <w:pPr>
+        <w:pStyle w:val="ListParagraph"/>
+        <w:spacing w:after="0"/>
+        <w:rPr>
+          <w:lang w:val="en-US"/>
+        </w:rPr>
+      </w:pPr>
+      <w:r>
+        <w:rPr>
+          <w:b/>
+          <w:bCs/>
+          <w:lang w:val="en-US"/>
+        </w:rPr>
+        <w:t>Analogy</w:t>
+      </w:r>
+      <w:r>
+        <w:rPr>
+          <w:lang w:val="en-US"/>
+        </w:rPr>
+        <w:t xml:space="preserve"> – You bake a cake recipe before selling it you taste and check sweet enough? Is it baked enough? A unit test is that taste check done by the computer in milliseconds every time you check the recipe.</w:t>
+      </w:r>
+    </w:p>
+    <w:p>
+      <w:pPr>
+        <w:pStyle w:val="ListParagraph"/>
+        <w:spacing w:after="0"/>
+      </w:pPr>
+      <w:r>
+        <w:rPr>
+          <w:lang w:val="en-US"/>
+        </w:rPr>
+        <w:t xml:space="preserve">Without </w:t>
+      </w:r>
+      <w:r>
+        <w:t>test y</w:t>
+      </w:r>
+      <w:r>
+        <w:t>ou manually check the program every time to see whether it works correctly.</w:t>
+      </w:r>
+    </w:p>
+    <w:p>
+      <w:pPr>
+        <w:pStyle w:val="ListParagraph"/>
+        <w:spacing w:after="0"/>
+        <w:rPr>
+          <w:lang w:val="en-US"/>
+        </w:rPr>
+      </w:pPr>
+      <w:r>
+        <w:rPr>
+          <w:lang w:val="en-US"/>
+        </w:rPr>
+        <w:t>With test you press one button and know whether everything still works.</w:t>
+      </w:r>
+    </w:p>
+    <w:p>
+      <w:pPr>
+        <w:pStyle w:val="ListParagraph"/>
+        <w:spacing w:after="0"/>
+        <w:rPr>
+          <w:lang w:val="en-US"/>
+        </w:rPr>
+      </w:pPr>
+      <w:r>
+        <w:rPr>
+          <w:lang w:val="en-US"/>
+        </w:rPr>
+        <w:t>J unit 5 is a library that gives you the tool that gives you the tools and run those checks.</w:t>
+      </w:r>
+    </w:p>
+    <w:p>
+      <w:pPr>
+        <w:pStyle w:val="ListParagraph"/>
+        <w:spacing w:after="0"/>
+        <w:rPr>
+          <w:lang w:val="en-US"/>
+        </w:rPr>
+      </w:pPr>
+      <w:r>
+        <w:rPr>
+          <w:lang w:val="en-US"/>
+        </w:rPr>
+        <w:t xml:space="preserve">Every step follows the same 3 </w:t>
+      </w:r>
+      <w:r>
+        <w:rPr>
+          <w:lang w:val="en-US"/>
+        </w:rPr>
+        <w:t>steps:</w:t>
+      </w:r>
+      <w:r>
+        <w:rPr>
+          <w:lang w:val="en-US"/>
+        </w:rPr>
+        <w:t xml:space="preserve"> Arrange, </w:t>
+      </w:r>
+      <w:r>
+        <w:rPr>
+          <w:lang w:val="en-US"/>
+        </w:rPr>
+        <w:t>Act,</w:t>
+      </w:r>
+      <w:r>
+        <w:rPr>
+          <w:lang w:val="en-US"/>
+        </w:rPr>
+        <w:t xml:space="preserve"> Assert</w:t>
       </w:r>
     </w:p>
     <w:p>
@@ -39,12 +216,52 @@
           <w:ilvl w:val="0"/>
           <w:numId w:val="2"/>
         </w:numPr>
-      </w:pPr>
-      <w:r>
-        <w:t xml:space="preserve">what is test what is </w:t>
-      </w:r>
-      <w:r>
-        <w:t>JUnit</w:t>
+        <w:spacing w:after="0"/>
+        <w:rPr>
+          <w:lang w:val="en-US"/>
+        </w:rPr>
+      </w:pPr>
+      <w:r>
+        <w:rPr>
+          <w:lang w:val="en-US"/>
+        </w:rPr>
+        <w:t xml:space="preserve">Arrange is to set things up. </w:t>
+      </w:r>
+      <w:r>
+        <w:rPr>
+          <w:b/>
+          <w:bCs/>
+          <w:lang w:val="en-US"/>
+        </w:rPr>
+        <w:t>(</w:t>
+      </w:r>
+      <w:r>
+        <w:rPr>
+          <w:b/>
+          <w:bCs/>
+          <w:lang w:val="en-US"/>
+        </w:rPr>
+        <w:t>Example:</w:t>
+      </w:r>
+      <w:r>
+        <w:rPr>
+          <w:b/>
+          <w:bCs/>
+          <w:lang w:val="en-US"/>
+        </w:rPr>
+        <w:t xml:space="preserve"> -</w:t>
+      </w:r>
+      <w:r>
+        <w:rPr>
+          <w:lang w:val="en-US"/>
+        </w:rPr>
+        <w:t xml:space="preserve"> Calculator calc = new </w:t>
+      </w:r>
+      <w:r>
+        <w:rPr>
+          <w:lang w:val="en-US"/>
+        </w:rPr>
+        <w:t>Calculator () ;)</w:t>
       </w:r>
     </w:p>
     <w:p>
@@ -54,9 +271,62 @@
           <w:ilvl w:val="0"/>
           <w:numId w:val="2"/>
         </w:numPr>
-      </w:pPr>
-      <w:r>
-        <w:t>what is maven</w:t>
+        <w:spacing w:after="0"/>
+        <w:rPr>
+          <w:lang w:val="en-US"/>
+        </w:rPr>
+      </w:pPr>
+      <w:r>
+        <w:rPr>
+          <w:lang w:val="en-US"/>
+        </w:rPr>
+        <w:t>Act is to do those things</w:t>
+      </w:r>
+      <w:r>
+        <w:rPr>
+          <w:lang w:val="en-US"/>
+        </w:rPr>
+        <w:t>. (</w:t>
+      </w:r>
+      <w:r>
+        <w:rPr>
+          <w:b/>
+          <w:bCs/>
+          <w:lang w:val="en-US"/>
+        </w:rPr>
+        <w:t>Example: -</w:t>
+      </w:r>
+      <w:r>
+        <w:rPr>
+          <w:lang w:val="en-US"/>
+        </w:rPr>
+        <w:t xml:space="preserve"> int result=</w:t>
+      </w:r>
+      <w:proofErr w:type="spellStart"/>
+      <w:r>
+        <w:rPr>
+          <w:lang w:val="en-US"/>
+        </w:rPr>
+        <w:t>calc.add</w:t>
+      </w:r>
+      <w:proofErr w:type="spellEnd"/>
+      <w:r>
+        <w:rPr>
+          <w:lang w:val="en-US"/>
+        </w:rPr>
+        <w:t xml:space="preserve"> (</w:t>
+      </w:r>
+      <w:r>
+        <w:rPr>
+          <w:lang w:val="en-US"/>
+        </w:rPr>
+        <w:t>2,</w:t>
+      </w:r>
+      <w:r>
+        <w:rPr>
+          <w:lang w:val="en-US"/>
+        </w:rPr>
+        <w:t>3) ;)</w:t>
       </w:r>
     </w:p>
     <w:p>
@@ -66,21 +336,168 @@
           <w:ilvl w:val="0"/>
           <w:numId w:val="2"/>
         </w:numPr>
-      </w:pPr>
-      <w:r>
-        <w:t>Assertion and annotation</w:t>
-      </w:r>
+        <w:spacing w:after="0"/>
+        <w:rPr>
+          <w:lang w:val="en-US"/>
+        </w:rPr>
+      </w:pPr>
+      <w:r>
+        <w:rPr>
+          <w:lang w:val="en-US"/>
+        </w:rPr>
+        <w:t xml:space="preserve">Assert is </w:t>
+      </w:r>
+      <w:r>
+        <w:rPr>
+          <w:lang w:val="en-US"/>
+        </w:rPr>
+        <w:t>checking</w:t>
+      </w:r>
+      <w:r>
+        <w:rPr>
+          <w:lang w:val="en-US"/>
+        </w:rPr>
+        <w:t xml:space="preserve"> the answer</w:t>
+      </w:r>
+      <w:r>
+        <w:rPr>
+          <w:lang w:val="en-US"/>
+        </w:rPr>
+        <w:t>. (</w:t>
+      </w:r>
+      <w:r>
+        <w:rPr>
+          <w:b/>
+          <w:bCs/>
+          <w:lang w:val="en-US"/>
+        </w:rPr>
+        <w:t>Example: -</w:t>
+      </w:r>
+      <w:r>
+        <w:rPr>
+          <w:lang w:val="en-US"/>
+        </w:rPr>
+        <w:t xml:space="preserve"> </w:t>
+      </w:r>
+      <w:r>
+        <w:rPr>
+          <w:lang w:val="en-US"/>
+        </w:rPr>
+        <w:t>assert Equals (5, result) ;)</w:t>
+      </w:r>
+    </w:p>
+    <w:p>
+      <w:pPr>
+        <w:spacing w:after="0"/>
+        <w:rPr>
+          <w:lang w:val="en-US"/>
+        </w:rPr>
+      </w:pPr>
+      <w:r>
+        <w:rPr>
+          <w:lang w:val="en-US"/>
+        </w:rPr>
+        <w:t xml:space="preserve">             </w:t>
+      </w:r>
+    </w:p>
+    <w:p>
+      <w:pPr>
+        <w:pStyle w:val="ListParagraph"/>
+        <w:spacing w:after="0"/>
+        <w:rPr>
+          <w:lang w:val="en-US"/>
+        </w:rPr>
+      </w:pPr>
     </w:p>
     <w:p>
       <w:pPr>
         <w:pStyle w:val="ListParagraph"/>
         <w:numPr>
           <w:ilvl w:val="0"/>
-          <w:numId w:val="2"/>
+          <w:numId w:val="1"/>
         </w:numPr>
-      </w:pPr>
-      <w:r>
-        <w:t>Life cycle</w:t>
+        <w:spacing w:after="0"/>
+        <w:rPr>
+          <w:b/>
+          <w:bCs/>
+          <w:lang w:val="en-US"/>
+        </w:rPr>
+      </w:pPr>
+      <w:r>
+        <w:rPr>
+          <w:b/>
+          <w:bCs/>
+          <w:lang w:val="en-US"/>
+        </w:rPr>
+        <w:t>What is Maven?</w:t>
+      </w:r>
+    </w:p>
+    <w:p>
+      <w:pPr>
+        <w:pStyle w:val="ListParagraph"/>
+        <w:spacing w:after="0"/>
+        <w:rPr>
+          <w:lang w:val="en-US"/>
+        </w:rPr>
+      </w:pPr>
+      <w:r>
+        <w:rPr>
+          <w:lang w:val="en-US"/>
+        </w:rPr>
+        <w:t xml:space="preserve">Maven is a project management and a built tool it does 3 jobs for you that are downloads libraries </w:t>
+      </w:r>
+    </w:p>
+    <w:p>
+      <w:pPr>
+        <w:pStyle w:val="ListParagraph"/>
+        <w:spacing w:after="0"/>
+        <w:rPr>
+          <w:lang w:val="en-US"/>
+        </w:rPr>
+      </w:pPr>
+      <w:r>
+        <w:rPr>
+          <w:lang w:val="en-US"/>
+        </w:rPr>
+        <w:t>(J unit), it compiles code for you, run your test with 1 command.</w:t>
+      </w:r>
+    </w:p>
+    <w:p>
+      <w:pPr>
+        <w:pStyle w:val="ListParagraph"/>
+        <w:spacing w:after="0"/>
+        <w:rPr>
+          <w:lang w:val="en-US"/>
+        </w:rPr>
+      </w:pPr>
+      <w:r>
+        <w:rPr>
+          <w:b/>
+          <w:bCs/>
+          <w:lang w:val="en-US"/>
+        </w:rPr>
+        <w:t xml:space="preserve">Analogy </w:t>
+      </w:r>
+      <w:r>
+        <w:rPr>
+          <w:lang w:val="en-US"/>
+        </w:rPr>
+        <w:t>– Imagine you are chef (You write the recipe = java code).</w:t>
+      </w:r>
+    </w:p>
+    <w:p>
+      <w:pPr>
+        <w:pStyle w:val="ListParagraph"/>
+        <w:spacing w:after="0"/>
+        <w:rPr>
+          <w:lang w:val="en-US"/>
+        </w:rPr>
+      </w:pPr>
+      <w:r>
+        <w:rPr>
+          <w:lang w:val="en-US"/>
+        </w:rPr>
+        <w:t>Maven is your kitchen manager. You hand over a shopping list (pom.xml). The manager buys it and sets up the kitchen, cooks and tells you if the dish failed the test check.</w:t>
       </w:r>
     </w:p>
     <w:p>
@@ -88,108 +505,40 @@
         <w:pStyle w:val="ListParagraph"/>
         <w:numPr>
           <w:ilvl w:val="0"/>
-          <w:numId w:val="2"/>
+          <w:numId w:val="4"/>
         </w:numPr>
-      </w:pPr>
-      <w:r>
-        <w:t>Junit5 test architecture</w:t>
-      </w:r>
-    </w:p>
-    <w:p>
-      <w:r>
-        <w:br/>
-      </w:r>
-      <w:r>
-        <w:t>A</w:t>
-      </w:r>
-      <w:r>
-        <w:t xml:space="preserve"> unit test is a small piece of code that calls your code and checks your answer </w:t>
-      </w:r>
-      <w:r>
-        <w:t>that what you excepted</w:t>
-      </w:r>
-      <w:r>
-        <w:br/>
-      </w:r>
-      <w:r>
-        <w:br/>
-      </w:r>
-      <w:r>
-        <w:rPr>
-          <w:b/>
-          <w:bCs/>
-          <w:u w:val="single"/>
-        </w:rPr>
-        <w:t xml:space="preserve">Analogy </w:t>
-      </w:r>
-      <w:r>
-        <w:br/>
-        <w:t xml:space="preserve">you make a cake </w:t>
-      </w:r>
-      <w:r>
-        <w:t>recipe</w:t>
-      </w:r>
-      <w:r>
-        <w:t xml:space="preserve"> before selling it you check it is it baked? Is it sweet enough?</w:t>
-      </w:r>
-      <w:r>
-        <w:br/>
-        <w:t xml:space="preserve">a unit test that test </w:t>
+        <w:spacing w:after="0"/>
+        <w:rPr>
+          <w:lang w:val="en-US"/>
+        </w:rPr>
+      </w:pPr>
+      <w:proofErr w:type="spellStart"/>
+      <w:r>
+        <w:rPr>
+          <w:lang w:val="en-US"/>
+        </w:rPr>
+        <w:t>mvn</w:t>
+      </w:r>
+      <w:proofErr w:type="spellEnd"/>
+      <w:r>
+        <w:rPr>
+          <w:lang w:val="en-US"/>
+        </w:rPr>
+        <w:t xml:space="preserve"> -</w:t>
       </w:r>
       <w:proofErr w:type="gramStart"/>
       <w:r>
-        <w:t>that  test</w:t>
+        <w:rPr>
+          <w:lang w:val="en-US"/>
+        </w:rPr>
+        <w:t>v :</w:t>
       </w:r>
       <w:proofErr w:type="gramEnd"/>
       <w:r>
-        <w:t xml:space="preserve"> check the computer in milliseconds </w:t>
-      </w:r>
-      <w:r>
-        <w:t>every time</w:t>
-      </w:r>
-      <w:r>
-        <w:t xml:space="preserve"> you change the recipe</w:t>
-      </w:r>
-      <w:r>
-        <w:br/>
-      </w:r>
-    </w:p>
-    <w:p>
-      <w:r>
-        <w:t>Without test you check</w:t>
-      </w:r>
-      <w:r>
-        <w:t xml:space="preserve"> by running a test and making around</w:t>
-      </w:r>
-    </w:p>
-    <w:p>
-      <w:r>
-        <w:t xml:space="preserve">With test you press one button and know </w:t>
-      </w:r>
-      <w:proofErr w:type="spellStart"/>
-      <w:r>
-        <w:t>weather</w:t>
-      </w:r>
-      <w:proofErr w:type="spellEnd"/>
-      <w:r>
-        <w:t xml:space="preserve"> </w:t>
-      </w:r>
-      <w:r>
-        <w:t xml:space="preserve">everything works. Junit5 is a library that gives you the tools </w:t>
-      </w:r>
-      <w:r>
-        <w:t>to write and run those checks</w:t>
-      </w:r>
-    </w:p>
-    <w:p>
-      <w:r>
-        <w:t xml:space="preserve">Every test </w:t>
-      </w:r>
-      <w:r>
-        <w:t>follows</w:t>
-      </w:r>
-      <w:r>
-        <w:t xml:space="preserve"> the 3 steps</w:t>
+        <w:rPr>
+          <w:lang w:val="en-US"/>
+        </w:rPr>
+        <w:t xml:space="preserve"> checks if maven and java are already installed.</w:t>
       </w:r>
     </w:p>
     <w:p>
@@ -197,25 +546,40 @@
         <w:pStyle w:val="ListParagraph"/>
         <w:numPr>
           <w:ilvl w:val="0"/>
-          <w:numId w:val="3"/>
+          <w:numId w:val="4"/>
         </w:numPr>
-      </w:pPr>
-      <w:r>
-        <w:t>Arrange</w:t>
-      </w:r>
-    </w:p>
-    <w:p>
-      <w:pPr>
-        <w:pStyle w:val="ListParagraph"/>
-      </w:pPr>
-      <w:r>
-        <w:t>Set thing</w:t>
-      </w:r>
-      <w:r>
-        <w:t>s</w:t>
-      </w:r>
-      <w:r>
-        <w:t xml:space="preserve"> up</w:t>
+        <w:spacing w:after="0"/>
+        <w:rPr>
+          <w:lang w:val="en-US"/>
+        </w:rPr>
+      </w:pPr>
+      <w:proofErr w:type="spellStart"/>
+      <w:r>
+        <w:rPr>
+          <w:lang w:val="en-US"/>
+        </w:rPr>
+        <w:t>Mvn</w:t>
+      </w:r>
+      <w:proofErr w:type="spellEnd"/>
+      <w:r>
+        <w:rPr>
+          <w:lang w:val="en-US"/>
+        </w:rPr>
+        <w:t xml:space="preserve"> </w:t>
+      </w:r>
+      <w:proofErr w:type="gramStart"/>
+      <w:r>
+        <w:rPr>
+          <w:lang w:val="en-US"/>
+        </w:rPr>
+        <w:t>compile :</w:t>
+      </w:r>
+      <w:proofErr w:type="gramEnd"/>
+      <w:r>
+        <w:rPr>
+          <w:lang w:val="en-US"/>
+        </w:rPr>
+        <w:t xml:space="preserve"> It compiles everything.</w:t>
       </w:r>
     </w:p>
     <w:p>
@@ -223,19 +587,40 @@
         <w:pStyle w:val="ListParagraph"/>
         <w:numPr>
           <w:ilvl w:val="0"/>
-          <w:numId w:val="3"/>
+          <w:numId w:val="4"/>
         </w:numPr>
-      </w:pPr>
-      <w:r>
-        <w:t>Act</w:t>
-      </w:r>
-    </w:p>
-    <w:p>
-      <w:pPr>
-        <w:pStyle w:val="ListParagraph"/>
-      </w:pPr>
-      <w:r>
-        <w:t>Do that thing</w:t>
+        <w:spacing w:after="0"/>
+        <w:rPr>
+          <w:lang w:val="en-US"/>
+        </w:rPr>
+      </w:pPr>
+      <w:proofErr w:type="spellStart"/>
+      <w:r>
+        <w:rPr>
+          <w:lang w:val="en-US"/>
+        </w:rPr>
+        <w:t>mvn</w:t>
+      </w:r>
+      <w:proofErr w:type="spellEnd"/>
+      <w:r>
+        <w:rPr>
+          <w:lang w:val="en-US"/>
+        </w:rPr>
+        <w:t xml:space="preserve"> </w:t>
+      </w:r>
+      <w:proofErr w:type="gramStart"/>
+      <w:r>
+        <w:rPr>
+          <w:lang w:val="en-US"/>
+        </w:rPr>
+        <w:t>test :</w:t>
+      </w:r>
+      <w:proofErr w:type="gramEnd"/>
+      <w:r>
+        <w:rPr>
+          <w:lang w:val="en-US"/>
+        </w:rPr>
+        <w:t xml:space="preserve"> compiles everything and runs all the tests present in the folder.</w:t>
       </w:r>
     </w:p>
     <w:p>
@@ -243,313 +628,497 @@
         <w:pStyle w:val="ListParagraph"/>
         <w:numPr>
           <w:ilvl w:val="0"/>
-          <w:numId w:val="3"/>
+          <w:numId w:val="4"/>
         </w:numPr>
-      </w:pPr>
-      <w:r>
-        <w:t>Assert</w:t>
-      </w:r>
-    </w:p>
-    <w:p>
-      <w:pPr>
-        <w:pStyle w:val="ListParagraph"/>
-      </w:pPr>
-      <w:r>
-        <w:t>Check the answer</w:t>
-      </w:r>
-    </w:p>
-    <w:p>
-      <w:pPr>
-        <w:jc w:val="center"/>
+        <w:spacing w:after="0"/>
+        <w:rPr>
+          <w:lang w:val="en-US"/>
+        </w:rPr>
+      </w:pPr>
+      <w:proofErr w:type="spellStart"/>
+      <w:r>
+        <w:rPr>
+          <w:lang w:val="en-US"/>
+        </w:rPr>
+        <w:t>mvn</w:t>
+      </w:r>
+      <w:proofErr w:type="spellEnd"/>
+      <w:r>
+        <w:rPr>
+          <w:lang w:val="en-US"/>
+        </w:rPr>
+        <w:t xml:space="preserve"> clean </w:t>
+      </w:r>
+      <w:proofErr w:type="gramStart"/>
+      <w:r>
+        <w:rPr>
+          <w:lang w:val="en-US"/>
+        </w:rPr>
+        <w:t>test :</w:t>
+      </w:r>
+      <w:proofErr w:type="gramEnd"/>
+      <w:r>
+        <w:rPr>
+          <w:lang w:val="en-US"/>
+        </w:rPr>
+        <w:t xml:space="preserve"> Deletes the old target folders first and then tests.</w:t>
+      </w:r>
+    </w:p>
+    <w:p>
+      <w:pPr>
+        <w:spacing w:after="0"/>
+        <w:rPr>
+          <w:lang w:val="en-US"/>
+        </w:rPr>
+      </w:pPr>
+    </w:p>
+    <w:p>
+      <w:pPr>
+        <w:spacing w:after="0"/>
         <w:rPr>
           <w:b/>
           <w:bCs/>
+          <w:lang w:val="en-US"/>
         </w:rPr>
       </w:pPr>
       <w:r>
         <w:rPr>
           <w:b/>
           <w:bCs/>
-        </w:rPr>
-        <w:t>// Arrange: set things up</w:t>
-      </w:r>
-    </w:p>
-    <w:p>
-      <w:pPr>
-        <w:jc w:val="center"/>
+          <w:lang w:val="en-US"/>
+        </w:rPr>
+        <w:t xml:space="preserve">      -</w:t>
+      </w:r>
+      <w:r>
         <w:rPr>
           <w:b/>
           <w:bCs/>
-        </w:rPr>
-      </w:pPr>
-      <w:r>
+          <w:lang w:val="en-US"/>
+        </w:rPr>
+        <w:t>Steps for j unit testing:</w:t>
+      </w:r>
+    </w:p>
+    <w:p>
+      <w:pPr>
+        <w:pStyle w:val="ListParagraph"/>
+        <w:numPr>
+          <w:ilvl w:val="0"/>
+          <w:numId w:val="7"/>
+        </w:numPr>
+        <w:spacing w:after="0"/>
+        <w:ind w:left="993" w:hanging="284"/>
+        <w:rPr>
+          <w:lang w:val="en-US"/>
+        </w:rPr>
+      </w:pPr>
+      <w:r>
+        <w:rPr>
+          <w:lang w:val="en-US"/>
+        </w:rPr>
+        <w:t>Design -</w:t>
+      </w:r>
+      <w:r>
+        <w:rPr>
+          <w:lang w:val="en-US"/>
+        </w:rPr>
+        <w:t xml:space="preserve"> Understand the problem statement and write the pseudocode.</w:t>
+      </w:r>
+    </w:p>
+    <w:p>
+      <w:pPr>
+        <w:pStyle w:val="ListParagraph"/>
+        <w:numPr>
+          <w:ilvl w:val="0"/>
+          <w:numId w:val="7"/>
+        </w:numPr>
+        <w:spacing w:after="0"/>
+        <w:ind w:left="993" w:hanging="284"/>
+        <w:rPr>
+          <w:lang w:val="en-US"/>
+        </w:rPr>
+      </w:pPr>
+      <w:r>
+        <w:rPr>
+          <w:lang w:val="en-US"/>
+        </w:rPr>
+        <w:t xml:space="preserve">Write code </w:t>
+      </w:r>
+    </w:p>
+    <w:p>
+      <w:pPr>
+        <w:pStyle w:val="ListParagraph"/>
+        <w:numPr>
+          <w:ilvl w:val="0"/>
+          <w:numId w:val="7"/>
+        </w:numPr>
+        <w:spacing w:after="0"/>
+        <w:ind w:left="993" w:hanging="284"/>
+        <w:rPr>
+          <w:lang w:val="en-US"/>
+        </w:rPr>
+      </w:pPr>
+      <w:r>
+        <w:rPr>
+          <w:lang w:val="en-US"/>
+        </w:rPr>
+        <w:t>Write tests</w:t>
+      </w:r>
+    </w:p>
+    <w:p>
+      <w:pPr>
+        <w:pStyle w:val="ListParagraph"/>
+        <w:numPr>
+          <w:ilvl w:val="0"/>
+          <w:numId w:val="7"/>
+        </w:numPr>
+        <w:spacing w:after="0"/>
+        <w:ind w:left="993" w:hanging="284"/>
+        <w:rPr>
+          <w:lang w:val="en-US"/>
+        </w:rPr>
+      </w:pPr>
+      <w:r>
+        <w:rPr>
+          <w:lang w:val="en-US"/>
+        </w:rPr>
+        <w:t>Run the tests</w:t>
+      </w:r>
+    </w:p>
+    <w:p>
+      <w:pPr>
+        <w:spacing w:after="0"/>
+        <w:rPr>
+          <w:lang w:val="en-US"/>
+        </w:rPr>
+      </w:pPr>
+    </w:p>
+    <w:p>
+      <w:pPr>
+        <w:spacing w:after="0"/>
         <w:rPr>
           <w:b/>
           <w:bCs/>
-        </w:rPr>
-        <w:t xml:space="preserve">Calculator calc = new </w:t>
-      </w:r>
-      <w:proofErr w:type="gramStart"/>
+          <w:lang w:val="en-US"/>
+        </w:rPr>
+      </w:pPr>
+      <w:r>
+        <w:rPr>
+          <w:lang w:val="en-US"/>
+        </w:rPr>
+        <w:t xml:space="preserve">      </w:t>
+      </w:r>
       <w:r>
         <w:rPr>
           <w:b/>
           <w:bCs/>
-        </w:rPr>
-        <w:t>Calculator(</w:t>
-      </w:r>
-      <w:proofErr w:type="gramEnd"/>
+          <w:lang w:val="en-US"/>
+        </w:rPr>
+        <w:t>-Architecture of Mave</w:t>
+      </w:r>
       <w:r>
         <w:rPr>
           <w:b/>
           <w:bCs/>
-        </w:rPr>
-        <w:t>);</w:t>
-      </w:r>
-    </w:p>
-    <w:p>
-      <w:pPr>
-        <w:jc w:val="center"/>
+          <w:lang w:val="en-US"/>
+        </w:rPr>
+        <w:t>n</w:t>
+      </w:r>
+    </w:p>
+    <w:p>
+      <w:pPr>
+        <w:spacing w:after="0"/>
+        <w:ind w:left="567"/>
+        <w:rPr>
+          <w:lang w:val="en-US"/>
+        </w:rPr>
+      </w:pPr>
+      <w:r>
         <w:rPr>
           <w:b/>
           <w:bCs/>
+          <w:lang w:val="en-US"/>
+        </w:rPr>
+        <w:t>The engine room</w:t>
+      </w:r>
+      <w:r>
+        <w:rPr>
+          <w:lang w:val="en-US"/>
+        </w:rPr>
+        <w:t>. Starts tests</w:t>
+      </w:r>
+      <w:r>
+        <w:rPr>
+          <w:lang w:val="en-US"/>
+        </w:rPr>
+        <w:t>,</w:t>
+      </w:r>
+      <w:r>
+        <w:rPr>
+          <w:lang w:val="en-US"/>
+        </w:rPr>
+        <w:t xml:space="preserve"> talks to </w:t>
+      </w:r>
+      <w:r>
+        <w:rPr>
+          <w:lang w:val="en-US"/>
+        </w:rPr>
+        <w:t>I</w:t>
+      </w:r>
+      <w:r>
+        <w:rPr>
+          <w:lang w:val="en-US"/>
+        </w:rPr>
+        <w:t>des</w:t>
+      </w:r>
+      <w:r>
+        <w:rPr>
+          <w:lang w:val="en-US"/>
+        </w:rPr>
+        <w:t xml:space="preserve"> and Maven, define how test engines plugins. </w:t>
+      </w:r>
+    </w:p>
+    <w:p>
+      <w:pPr>
+        <w:spacing w:after="0"/>
+        <w:ind w:left="567"/>
+        <w:rPr>
+          <w:lang w:val="en-US"/>
+        </w:rPr>
+      </w:pPr>
+      <w:r>
+        <w:rPr>
+          <w:lang w:val="en-US"/>
+        </w:rPr>
+        <w:t xml:space="preserve">It is used by </w:t>
+      </w:r>
+      <w:proofErr w:type="spellStart"/>
+      <w:r>
+        <w:rPr>
+          <w:lang w:val="en-US"/>
+        </w:rPr>
+        <w:t>vscode</w:t>
+      </w:r>
+      <w:proofErr w:type="spellEnd"/>
+      <w:r>
+        <w:rPr>
+          <w:lang w:val="en-US"/>
+        </w:rPr>
+        <w:t>, IntelliJ, maven surefir</w:t>
+      </w:r>
+      <w:r>
+        <w:rPr>
+          <w:lang w:val="en-US"/>
+        </w:rPr>
+        <w:t>e</w:t>
+      </w:r>
+      <w:r>
+        <w:rPr>
+          <w:lang w:val="en-US"/>
+        </w:rPr>
+        <w:t>.</w:t>
+      </w:r>
+    </w:p>
+    <w:p>
+      <w:pPr>
+        <w:spacing w:after="0"/>
+        <w:ind w:left="567"/>
+        <w:rPr>
+          <w:lang w:val="en-US"/>
         </w:rPr>
       </w:pPr>
       <w:r>
         <w:rPr>
           <w:b/>
           <w:bCs/>
-        </w:rPr>
-        <w:t>// Act: do the thing</w:t>
-      </w:r>
-    </w:p>
-    <w:p>
-      <w:pPr>
-        <w:jc w:val="center"/>
+          <w:lang w:val="en-US"/>
+        </w:rPr>
+        <w:t>J unit Jupyter</w:t>
+      </w:r>
+      <w:r>
+        <w:rPr>
+          <w:lang w:val="en-US"/>
+        </w:rPr>
+        <w:t xml:space="preserve">- </w:t>
+      </w:r>
+      <w:r>
+        <w:rPr>
+          <w:lang w:val="en-US"/>
+        </w:rPr>
+        <w:t>The new programming model: @Test, @BeforeEach, assertions. Also contains the engine that runs Jupiter tests.</w:t>
+      </w:r>
+      <w:r>
+        <w:rPr>
+          <w:lang w:val="en-US"/>
+        </w:rPr>
+        <w:t xml:space="preserve"> It is used by the developer while writing the test.</w:t>
+      </w:r>
+    </w:p>
+    <w:p>
+      <w:pPr>
+        <w:spacing w:after="0"/>
+        <w:ind w:left="567" w:hanging="141"/>
+        <w:rPr>
+          <w:lang w:val="en-US"/>
+        </w:rPr>
+      </w:pPr>
+      <w:r>
+        <w:rPr>
+          <w:lang w:val="en-US"/>
+        </w:rPr>
+        <w:t xml:space="preserve">  </w:t>
+      </w:r>
+      <w:r>
         <w:rPr>
           <w:b/>
           <w:bCs/>
-        </w:rPr>
-      </w:pPr>
-      <w:r>
+          <w:lang w:val="en-US"/>
+        </w:rPr>
+        <w:t>Vintage Api</w:t>
+      </w:r>
+      <w:r>
+        <w:rPr>
+          <w:lang w:val="en-US"/>
+        </w:rPr>
+        <w:t xml:space="preserve">- A compatibility engine that runs code J unit 3 and 4 test on the new platform. It is used by old projects that haven’t yet migrated. </w:t>
+      </w:r>
+    </w:p>
+    <w:p>
+      <w:pPr>
+        <w:spacing w:after="0"/>
+        <w:ind w:left="1134" w:hanging="708"/>
         <w:rPr>
           <w:b/>
           <w:bCs/>
-        </w:rPr>
-        <w:t xml:space="preserve">int result = </w:t>
-      </w:r>
-      <w:proofErr w:type="spellStart"/>
-      <w:proofErr w:type="gramStart"/>
+          <w:lang w:val="en-US"/>
+        </w:rPr>
+      </w:pPr>
       <w:r>
         <w:rPr>
           <w:b/>
           <w:bCs/>
-        </w:rPr>
-        <w:t>calc.add</w:t>
-      </w:r>
-      <w:proofErr w:type="spellEnd"/>
-      <w:r>
+          <w:lang w:val="en-US"/>
+        </w:rPr>
+        <w:t xml:space="preserve">            </w:t>
+      </w:r>
+    </w:p>
+    <w:p>
+      <w:pPr>
+        <w:spacing w:after="0"/>
+        <w:ind w:left="1134" w:hanging="708"/>
         <w:rPr>
           <w:b/>
           <w:bCs/>
-        </w:rPr>
-        <w:t>(</w:t>
-      </w:r>
-      <w:proofErr w:type="gramEnd"/>
+          <w:lang w:val="en-US"/>
+        </w:rPr>
+      </w:pPr>
       <w:r>
         <w:rPr>
           <w:b/>
           <w:bCs/>
-        </w:rPr>
-        <w:t>2, 3);</w:t>
-      </w:r>
-    </w:p>
-    <w:p>
-      <w:pPr>
-        <w:jc w:val="center"/>
+          <w:lang w:val="en-US"/>
+        </w:rPr>
+        <w:lastRenderedPageBreak/>
+        <w:t xml:space="preserve">             </w:t>
+      </w:r>
+    </w:p>
+    <w:p>
+      <w:pPr>
+        <w:spacing w:after="0"/>
+        <w:ind w:left="1134" w:hanging="708"/>
+        <w:rPr>
+          <w:lang w:val="en-US"/>
+        </w:rPr>
+      </w:pPr>
+      <w:r>
         <w:rPr>
           <w:b/>
           <w:bCs/>
-        </w:rPr>
-      </w:pPr>
+          <w:lang w:val="en-US"/>
+        </w:rPr>
+        <w:t xml:space="preserve">             </w:t>
+      </w:r>
       <w:r>
         <w:rPr>
           <w:b/>
           <w:bCs/>
-        </w:rPr>
-        <w:t>// Assert: check the answer</w:t>
-      </w:r>
-    </w:p>
-    <w:p>
-      <w:pPr>
-        <w:jc w:val="center"/>
-        <w:rPr>
-          <w:b/>
-          <w:bCs/>
-        </w:rPr>
-      </w:pPr>
-      <w:proofErr w:type="spellStart"/>
-      <w:proofErr w:type="gramStart"/>
-      <w:r>
-        <w:rPr>
-          <w:b/>
-          <w:bCs/>
-        </w:rPr>
-        <w:t>assertEquals</w:t>
-      </w:r>
-      <w:proofErr w:type="spellEnd"/>
-      <w:r>
-        <w:rPr>
-          <w:b/>
-          <w:bCs/>
-        </w:rPr>
-        <w:t>(</w:t>
-      </w:r>
-      <w:proofErr w:type="gramEnd"/>
-      <w:r>
-        <w:rPr>
-          <w:b/>
-          <w:bCs/>
-        </w:rPr>
-        <w:t>5, result);</w:t>
-      </w:r>
-    </w:p>
-    <w:p>
-      <w:pPr>
-        <w:rPr>
-          <w:b/>
-          <w:bCs/>
-        </w:rPr>
-      </w:pPr>
-    </w:p>
-    <w:p>
-      <w:r>
-        <w:rPr>
-          <w:b/>
-          <w:bCs/>
-          <w:sz w:val="36"/>
-          <w:szCs w:val="36"/>
-        </w:rPr>
-        <w:lastRenderedPageBreak/>
-        <w:t>Maven</w:t>
-      </w:r>
-      <w:r>
-        <w:rPr>
-          <w:b/>
-          <w:bCs/>
-          <w:sz w:val="36"/>
-          <w:szCs w:val="36"/>
-        </w:rPr>
-        <w:br/>
-      </w:r>
-      <w:proofErr w:type="spellStart"/>
-      <w:r>
-        <w:t>M</w:t>
-      </w:r>
-      <w:r>
-        <w:t>aven</w:t>
-      </w:r>
-      <w:proofErr w:type="spellEnd"/>
-      <w:r>
-        <w:t xml:space="preserve"> is a project management and a built tool it does 3 jobs for you </w:t>
-      </w:r>
-    </w:p>
-    <w:p>
-      <w:r>
-        <w:br/>
-      </w:r>
-      <w:r>
-        <w:t xml:space="preserve">it downloads </w:t>
-      </w:r>
-      <w:proofErr w:type="gramStart"/>
-      <w:r>
-        <w:t>libraries(</w:t>
-      </w:r>
-      <w:proofErr w:type="gramEnd"/>
-      <w:r>
-        <w:t xml:space="preserve">like </w:t>
-      </w:r>
-      <w:r>
-        <w:t>JUnit</w:t>
-      </w:r>
-      <w:r>
-        <w:t>)</w:t>
-      </w:r>
-      <w:r>
-        <w:br/>
-        <w:t>it compiles code for you</w:t>
-      </w:r>
-      <w:r>
-        <w:br/>
-      </w:r>
-      <w:r>
-        <w:t xml:space="preserve">runs your test with one </w:t>
-      </w:r>
-      <w:proofErr w:type="gramStart"/>
-      <w:r>
-        <w:t>commands</w:t>
-      </w:r>
-      <w:proofErr w:type="gramEnd"/>
-      <w:r>
-        <w:br/>
-      </w:r>
-      <w:r>
-        <w:br/>
-      </w:r>
-      <w:r>
-        <w:rPr>
-          <w:b/>
-          <w:bCs/>
-        </w:rPr>
-        <w:t>Analogy</w:t>
-      </w:r>
-    </w:p>
-    <w:p>
-      <w:r>
-        <w:t xml:space="preserve">Imagine </w:t>
-      </w:r>
-      <w:proofErr w:type="spellStart"/>
-      <w:proofErr w:type="gramStart"/>
-      <w:r>
-        <w:t>your</w:t>
-      </w:r>
-      <w:proofErr w:type="spellEnd"/>
-      <w:proofErr w:type="gramEnd"/>
-      <w:r>
-        <w:t xml:space="preserve"> are a chef (you wite the recipe in java code) </w:t>
-      </w:r>
-      <w:r>
-        <w:br/>
-        <w:t>Maven is your kitchen manager you hand over your shopping list</w:t>
-      </w:r>
-      <w:r>
-        <w:t>(pom.xml)</w:t>
-      </w:r>
-      <w:r>
-        <w:t xml:space="preserve"> </w:t>
-      </w:r>
-      <w:r>
-        <w:br/>
-        <w:t xml:space="preserve">the manager buys it and set up the kitchen </w:t>
-      </w:r>
-      <w:r>
-        <w:t>cooks and tell you the dish failed the test check</w:t>
-      </w:r>
-    </w:p>
-    <w:p>
-      <w:r>
-        <w:t>Folder structure should look like:</w:t>
-      </w:r>
-    </w:p>
-    <w:p>
+          <w:lang w:val="en-US"/>
+        </w:rPr>
+        <w:t xml:space="preserve">Analogy: </w:t>
+      </w:r>
+      <w:r>
+        <w:rPr>
+          <w:lang w:val="en-US"/>
+        </w:rPr>
+        <w:t>A cinema:</w:t>
+      </w:r>
+      <w:r>
+        <w:rPr>
+          <w:lang w:val="en-US"/>
+        </w:rPr>
+        <w:t xml:space="preserve"> The platform J unit is a building, projector system and the ticket counter. It   can show you any movie. Jupyter is the today’s modern movie the only one you can write. Vintage is an old movie that runs on same projector. The building </w:t>
+      </w:r>
+      <w:r>
+        <w:rPr>
+          <w:lang w:val="en-US"/>
+        </w:rPr>
+        <w:t>doesn’t</w:t>
+      </w:r>
+      <w:r>
+        <w:rPr>
+          <w:lang w:val="en-US"/>
+        </w:rPr>
+        <w:t xml:space="preserve"> care what movie </w:t>
+      </w:r>
+      <w:r>
+        <w:rPr>
+          <w:lang w:val="en-US"/>
+        </w:rPr>
+        <w:t>plays as</w:t>
+      </w:r>
+      <w:r>
+        <w:rPr>
+          <w:lang w:val="en-US"/>
+        </w:rPr>
+        <w:t xml:space="preserve"> long as the matching engine (player) exist</w:t>
+      </w:r>
+      <w:r>
+        <w:rPr>
+          <w:lang w:val="en-US"/>
+        </w:rPr>
+        <w:t>.</w:t>
+      </w:r>
+    </w:p>
+    <w:p>
+      <w:pPr>
+        <w:spacing w:after="0"/>
+        <w:ind w:left="1134" w:hanging="708"/>
+        <w:rPr>
+          <w:lang w:val="en-US"/>
+        </w:rPr>
+      </w:pPr>
+    </w:p>
+    <w:p>
+      <w:pPr>
+        <w:spacing w:after="0"/>
+        <w:rPr>
+          <w:lang w:val="en-US"/>
+        </w:rPr>
+      </w:pPr>
+      <w:r>
+        <w:rPr>
+          <w:lang w:val="en-US"/>
+        </w:rPr>
+        <w:t xml:space="preserve">                       </w:t>
+      </w:r>
       <w:r>
         <w:rPr>
           <w:noProof/>
         </w:rPr>
         <w:drawing>
-          <wp:inline distT="0" distB="0" distL="0" distR="0" wp14:anchorId="4192CB9C" wp14:editId="69D441FD">
-            <wp:extent cx="5731510" cy="1450340"/>
+          <wp:inline distT="0" distB="0" distL="0" distR="0" wp14:anchorId="2D0C0942" wp14:editId="6D7FDB4D">
+            <wp:extent cx="5521960" cy="3752850"/>
             <wp:effectExtent l="0" t="0" r="2540" b="0"/>
-            <wp:docPr id="1881045387" name="Picture 1"/>
+            <wp:docPr id="1064392707" name="Picture 1"/>
             <wp:cNvGraphicFramePr>
               <a:graphicFrameLocks xmlns:a="http://schemas.openxmlformats.org/drawingml/2006/main" noChangeAspect="1"/>
             </wp:cNvGraphicFramePr>
@@ -557,23 +1126,32 @@
               <a:graphicData uri="http://schemas.openxmlformats.org/drawingml/2006/picture">
                 <pic:pic xmlns:pic="http://schemas.openxmlformats.org/drawingml/2006/picture">
                   <pic:nvPicPr>
-                    <pic:cNvPr id="1881045387" name=""/>
+                    <pic:cNvPr id="1064392707" name=""/>
                     <pic:cNvPicPr/>
                   </pic:nvPicPr>
-                  <pic:blipFill>
+                  <pic:blipFill rotWithShape="1">
                     <a:blip r:embed="rId5"/>
+                    <a:srcRect l="16912" t="25079" b="8156"/>
                     <a:stretch>
                       <a:fillRect/>
                     </a:stretch>
                   </pic:blipFill>
-                  <pic:spPr>
+                  <pic:spPr bwMode="auto">
                     <a:xfrm>
                       <a:off x="0" y="0"/>
-                      <a:ext cx="5731510" cy="1450340"/>
+                      <a:ext cx="5521960" cy="3752850"/>
                     </a:xfrm>
                     <a:prstGeom prst="rect">
                       <a:avLst/>
                     </a:prstGeom>
+                    <a:ln>
+                      <a:noFill/>
+                    </a:ln>
+                    <a:extLst>
+                      <a:ext uri="{53640926-AAD7-44D8-BBD7-CCE9431645EC}">
+                        <a14:shadowObscured xmlns:a14="http://schemas.microsoft.com/office/drawing/2010/main"/>
+                      </a:ext>
+                    </a:extLst>
                   </pic:spPr>
                 </pic:pic>
               </a:graphicData>
@@ -581,153 +1159,43 @@
           </wp:inline>
         </w:drawing>
       </w:r>
-    </w:p>
-    <w:p/>
-    <w:p>
-      <w:r>
-        <w:br/>
-      </w:r>
-      <w:r>
-        <w:br/>
-      </w:r>
-      <w:proofErr w:type="spellStart"/>
-      <w:r>
-        <w:t>mvn</w:t>
-      </w:r>
-      <w:proofErr w:type="spellEnd"/>
-      <w:r>
-        <w:t xml:space="preserve"> -compiles</w:t>
-      </w:r>
-    </w:p>
-    <w:p>
-      <w:proofErr w:type="spellStart"/>
-      <w:r>
-        <w:t>mvn</w:t>
-      </w:r>
-      <w:proofErr w:type="spellEnd"/>
-      <w:r>
-        <w:t xml:space="preserve"> -test</w:t>
-      </w:r>
-    </w:p>
-    <w:p>
-      <w:proofErr w:type="spellStart"/>
-      <w:r>
-        <w:t>mvn</w:t>
-      </w:r>
-      <w:proofErr w:type="spellEnd"/>
-      <w:r>
-        <w:t xml:space="preserve"> </w:t>
-      </w:r>
-      <w:r>
-        <w:t>clean test</w:t>
-      </w:r>
-      <w:r>
-        <w:br/>
-      </w:r>
-    </w:p>
-    <w:p>
-      <w:pPr>
-        <w:tabs>
-          <w:tab w:val="left" w:pos="3504"/>
-        </w:tabs>
-        <w:rPr>
-          <w:b/>
-          <w:bCs/>
-          <w:sz w:val="32"/>
-          <w:szCs w:val="32"/>
-        </w:rPr>
-      </w:pPr>
-      <w:r>
-        <w:rPr>
-          <w:b/>
-          <w:bCs/>
-          <w:sz w:val="32"/>
-          <w:szCs w:val="32"/>
-        </w:rPr>
-        <w:t>Steps for Junit testing</w:t>
-      </w:r>
-      <w:r>
-        <w:rPr>
-          <w:b/>
-          <w:bCs/>
-          <w:sz w:val="32"/>
-          <w:szCs w:val="32"/>
-        </w:rPr>
-        <w:tab/>
-      </w:r>
-    </w:p>
-    <w:p>
-      <w:pPr>
-        <w:tabs>
-          <w:tab w:val="left" w:pos="3504"/>
-        </w:tabs>
-      </w:pPr>
-      <w:r>
-        <w:rPr>
-          <w:b/>
-          <w:bCs/>
-          <w:sz w:val="22"/>
-          <w:szCs w:val="22"/>
-        </w:rPr>
-        <w:br/>
-      </w:r>
-      <w:proofErr w:type="gramStart"/>
-      <w:r>
-        <w:t xml:space="preserve">Design </w:t>
-      </w:r>
-      <w:r>
-        <w:t xml:space="preserve"> and</w:t>
-      </w:r>
-      <w:proofErr w:type="gramEnd"/>
-      <w:r>
-        <w:t xml:space="preserve"> understand problem statement and</w:t>
-      </w:r>
-      <w:r>
-        <w:t xml:space="preserve"> solve pseudo code</w:t>
-      </w:r>
-    </w:p>
-    <w:p>
-      <w:r>
-        <w:t>Write code</w:t>
-      </w:r>
-    </w:p>
-    <w:p>
-      <w:r>
-        <w:t>Write test</w:t>
-      </w:r>
-    </w:p>
-    <w:p>
-      <w:r>
-        <w:t>Run a test</w:t>
-      </w:r>
-    </w:p>
-    <w:p>
-      <w:pPr>
-        <w:rPr>
-          <w:u w:val="single"/>
-        </w:rPr>
-      </w:pPr>
-    </w:p>
-    <w:p>
-      <w:r>
-        <w:lastRenderedPageBreak/>
-        <w:t>Architecture of Junit</w:t>
-      </w:r>
-    </w:p>
-    <w:p/>
-    <w:p>
-      <w:r>
-        <w:tab/>
-      </w:r>
-      <w:r>
-        <w:rPr>
-          <w:noProof/>
+      <w:r>
+        <w:rPr>
+          <w:lang w:val="en-US"/>
+        </w:rPr>
+        <w:t xml:space="preserve">     </w:t>
+      </w:r>
+    </w:p>
+    <w:p>
+      <w:pPr>
+        <w:spacing w:after="0"/>
+        <w:rPr>
+          <w:lang w:val="en-US"/>
+        </w:rPr>
+      </w:pPr>
+    </w:p>
+    <w:p>
+      <w:pPr>
+        <w:spacing w:after="0"/>
+        <w:rPr>
+          <w:lang w:val="en-US"/>
+        </w:rPr>
+      </w:pPr>
+      <w:r>
+        <w:rPr>
+          <w:lang w:val="en-US"/>
+        </w:rPr>
+        <w:t xml:space="preserve">                    </w:t>
+      </w:r>
+      <w:r>
+        <w:rPr>
+          <w:lang w:val="en-US"/>
         </w:rPr>
         <w:drawing>
-          <wp:inline distT="0" distB="0" distL="0" distR="0" wp14:anchorId="64DA5B53" wp14:editId="27EE7B76">
-            <wp:extent cx="4884843" cy="3825572"/>
-            <wp:effectExtent l="0" t="0" r="0" b="3810"/>
-            <wp:docPr id="1050634613" name="Picture 1"/>
+          <wp:inline distT="0" distB="0" distL="0" distR="0" wp14:anchorId="08526E5A" wp14:editId="5D602246">
+            <wp:extent cx="5706271" cy="3238952"/>
+            <wp:effectExtent l="0" t="0" r="8890" b="0"/>
+            <wp:docPr id="2079522491" name="Picture 1"/>
             <wp:cNvGraphicFramePr>
               <a:graphicFrameLocks xmlns:a="http://schemas.openxmlformats.org/drawingml/2006/main" noChangeAspect="1"/>
             </wp:cNvGraphicFramePr>
@@ -735,7 +1203,7 @@
               <a:graphicData uri="http://schemas.openxmlformats.org/drawingml/2006/picture">
                 <pic:pic xmlns:pic="http://schemas.openxmlformats.org/drawingml/2006/picture">
                   <pic:nvPicPr>
-                    <pic:cNvPr id="1050634613" name=""/>
+                    <pic:cNvPr id="2079522491" name=""/>
                     <pic:cNvPicPr/>
                   </pic:nvPicPr>
                   <pic:blipFill>
@@ -747,7 +1215,7 @@
                   <pic:spPr>
                     <a:xfrm>
                       <a:off x="0" y="0"/>
-                      <a:ext cx="4884843" cy="3825572"/>
+                      <a:ext cx="5706271" cy="3238952"/>
                     </a:xfrm>
                     <a:prstGeom prst="rect">
                       <a:avLst/>
@@ -761,108 +1229,44 @@
       </w:r>
     </w:p>
     <w:p>
-      <w:r>
-        <w:t>Junit Platforms</w:t>
-      </w:r>
-    </w:p>
-    <w:p>
-      <w:r>
-        <w:t xml:space="preserve"> The engine route Start test talks to IDE’s and Maven Define how test engine plugin</w:t>
-      </w:r>
-    </w:p>
-    <w:p>
-      <w:r>
-        <w:t xml:space="preserve"> It used by Vs code</w:t>
-      </w:r>
-      <w:r>
-        <w:t xml:space="preserve">, </w:t>
-      </w:r>
-      <w:proofErr w:type="spellStart"/>
-      <w:r>
-        <w:t>intellije</w:t>
-      </w:r>
-      <w:proofErr w:type="spellEnd"/>
-      <w:r>
-        <w:t>, maven</w:t>
-      </w:r>
-    </w:p>
-    <w:p>
-      <w:r>
-        <w:t xml:space="preserve">Junit </w:t>
-      </w:r>
-      <w:proofErr w:type="spellStart"/>
-      <w:r>
-        <w:t>Jupitor</w:t>
-      </w:r>
-      <w:proofErr w:type="spellEnd"/>
-      <w:r>
-        <w:t>:</w:t>
-      </w:r>
-      <w:r>
-        <w:br/>
-        <w:t>it is the new programming model: @test before each</w:t>
-      </w:r>
-    </w:p>
-    <w:p>
-      <w:r>
-        <w:t>Junit Vintage</w:t>
-      </w:r>
-    </w:p>
-    <w:p>
-      <w:r>
-        <w:t>A compatibility</w:t>
-      </w:r>
-      <w:r>
-        <w:rPr>
-          <w:b/>
-          <w:bCs/>
-        </w:rPr>
-        <w:t xml:space="preserve"> </w:t>
-      </w:r>
-      <w:r>
-        <w:t xml:space="preserve">engine </w:t>
-      </w:r>
-      <w:r>
-        <w:t xml:space="preserve">that runs old Junit 3 and 4 test </w:t>
-      </w:r>
-      <w:r>
-        <w:t>on the new platform. It is used by the old project that haven’t yet migrated.</w:t>
-      </w:r>
-    </w:p>
-    <w:p>
-      <w:r>
-        <w:t>Analogy</w:t>
-      </w:r>
-    </w:p>
-    <w:p>
-      <w:proofErr w:type="spellStart"/>
-      <w:proofErr w:type="gramStart"/>
-      <w:r>
+      <w:pPr>
+        <w:spacing w:after="0"/>
+        <w:rPr>
+          <w:lang w:val="en-US"/>
+        </w:rPr>
+      </w:pPr>
+    </w:p>
+    <w:p>
+      <w:pPr>
+        <w:spacing w:after="0"/>
+        <w:rPr>
+          <w:lang w:val="en-US"/>
+        </w:rPr>
+      </w:pPr>
+      <w:r>
+        <w:rPr>
+          <w:lang w:val="en-US"/>
+        </w:rPr>
         <w:lastRenderedPageBreak/>
-        <w:t>Cinema”the</w:t>
-      </w:r>
-      <w:proofErr w:type="spellEnd"/>
-      <w:proofErr w:type="gramEnd"/>
-      <w:r>
-        <w:t xml:space="preserve"> Junit platform”</w:t>
-      </w:r>
-      <w:r>
-        <w:br/>
-      </w:r>
-      <w:r>
-        <w:br/>
-      </w:r>
-      <w:r>
-        <w:rPr>
-          <w:b/>
-          <w:bCs/>
+        <w:t xml:space="preserve">                   </w:t>
+      </w:r>
+      <w:r>
+        <w:rPr>
           <w:noProof/>
+          <w:lang w:val="en-US"/>
+        </w:rPr>
+        <w:t xml:space="preserve">                </w:t>
+      </w:r>
+      <w:r>
+        <w:rPr>
+          <w:noProof/>
+          <w:lang w:val="en-US"/>
         </w:rPr>
         <w:drawing>
-          <wp:inline distT="0" distB="0" distL="0" distR="0" wp14:anchorId="2D1E1369" wp14:editId="337E4984">
-            <wp:extent cx="5731510" cy="3415030"/>
-            <wp:effectExtent l="0" t="0" r="2540" b="0"/>
-            <wp:docPr id="1183514279" name="Picture 1"/>
+          <wp:inline distT="0" distB="0" distL="0" distR="0" wp14:anchorId="6EF7BE28" wp14:editId="1BAEB948">
+            <wp:extent cx="4314825" cy="3524250"/>
+            <wp:effectExtent l="0" t="0" r="9525" b="0"/>
+            <wp:docPr id="2038079806" name="Picture 2"/>
             <wp:cNvGraphicFramePr>
               <a:graphicFrameLocks xmlns:a="http://schemas.openxmlformats.org/drawingml/2006/main" noChangeAspect="1"/>
             </wp:cNvGraphicFramePr>
@@ -870,66 +1274,25 @@
               <a:graphicData uri="http://schemas.openxmlformats.org/drawingml/2006/picture">
                 <pic:pic xmlns:pic="http://schemas.openxmlformats.org/drawingml/2006/picture">
                   <pic:nvPicPr>
-                    <pic:cNvPr id="1183514279" name=""/>
-                    <pic:cNvPicPr/>
+                    <pic:cNvPr id="0" name="Picture 2"/>
+                    <pic:cNvPicPr>
+                      <a:picLocks noChangeAspect="1" noChangeArrowheads="1"/>
+                    </pic:cNvPicPr>
                   </pic:nvPicPr>
                   <pic:blipFill>
-                    <a:blip r:embed="rId7"/>
+                    <a:blip r:embed="rId7">
+                      <a:extLst>
+                        <a:ext uri="{28A0092B-C50C-407E-A947-70E740481C1C}">
+                          <a14:useLocalDpi xmlns:a14="http://schemas.microsoft.com/office/drawing/2010/main" val="0"/>
+                        </a:ext>
+                      </a:extLst>
+                    </a:blip>
+                    <a:srcRect/>
                     <a:stretch>
                       <a:fillRect/>
                     </a:stretch>
                   </pic:blipFill>
-                  <pic:spPr>
-                    <a:xfrm>
-                      <a:off x="0" y="0"/>
-                      <a:ext cx="5731510" cy="3415030"/>
-                    </a:xfrm>
-                    <a:prstGeom prst="rect">
-                      <a:avLst/>
-                    </a:prstGeom>
-                  </pic:spPr>
-                </pic:pic>
-              </a:graphicData>
-            </a:graphic>
-          </wp:inline>
-        </w:drawing>
-      </w:r>
-    </w:p>
-    <w:p/>
-    <w:p>
-      <w:pPr>
-        <w:rPr>
-          <w:b/>
-          <w:bCs/>
-        </w:rPr>
-      </w:pPr>
-      <w:r>
-        <w:rPr>
-          <w:b/>
-          <w:bCs/>
-        </w:rPr>
-        <w:drawing>
-          <wp:inline distT="0" distB="0" distL="0" distR="0" wp14:anchorId="43488F74" wp14:editId="51B439FE">
-            <wp:extent cx="4314825" cy="3524250"/>
-            <wp:effectExtent l="0" t="0" r="9525" b="0"/>
-            <wp:docPr id="584869481" name="Picture 1"/>
-            <wp:cNvGraphicFramePr>
-              <a:graphicFrameLocks xmlns:a="http://schemas.openxmlformats.org/drawingml/2006/main" noChangeAspect="1"/>
-            </wp:cNvGraphicFramePr>
-            <a:graphic xmlns:a="http://schemas.openxmlformats.org/drawingml/2006/main">
-              <a:graphicData uri="http://schemas.openxmlformats.org/drawingml/2006/picture">
-                <pic:pic xmlns:pic="http://schemas.openxmlformats.org/drawingml/2006/picture">
-                  <pic:nvPicPr>
-                    <pic:cNvPr id="584869481" name=""/>
-                    <pic:cNvPicPr/>
-                  </pic:nvPicPr>
-                  <pic:blipFill>
-                    <a:blip r:embed="rId8"/>
-                    <a:stretch>
-                      <a:fillRect/>
-                    </a:stretch>
-                  </pic:blipFill>
-                  <pic:spPr>
+                  <pic:spPr bwMode="auto">
                     <a:xfrm>
                       <a:off x="0" y="0"/>
                       <a:ext cx="4314825" cy="3524250"/>
@@ -937,6 +1300,7 @@
                     <a:prstGeom prst="rect">
                       <a:avLst/>
                     </a:prstGeom>
+                    <a:noFill/>
                   </pic:spPr>
                 </pic:pic>
               </a:graphicData>
@@ -947,104 +1311,333 @@
     </w:p>
     <w:p>
       <w:pPr>
+        <w:spacing w:after="0"/>
+        <w:rPr>
+          <w:lang w:val="en-US"/>
+        </w:rPr>
+      </w:pPr>
+      <w:r>
+        <w:rPr>
+          <w:lang w:val="en-US"/>
+        </w:rPr>
+        <w:t xml:space="preserve">         </w:t>
+      </w:r>
+    </w:p>
+    <w:p>
+      <w:pPr>
+        <w:spacing w:after="0"/>
         <w:rPr>
           <w:b/>
           <w:bCs/>
-        </w:rPr>
-      </w:pPr>
-    </w:p>
-    <w:p>
-      <w:pPr>
+          <w:lang w:val="en-US"/>
+        </w:rPr>
+      </w:pPr>
+      <w:r>
         <w:rPr>
           <w:b/>
           <w:bCs/>
-        </w:rPr>
-      </w:pPr>
-    </w:p>
-    <w:p>
-      <w:pPr>
-        <w:rPr>
-          <w:b/>
-          <w:bCs/>
-        </w:rPr>
-      </w:pPr>
-    </w:p>
-    <w:p>
-      <w:pPr>
-        <w:rPr>
-          <w:b/>
-          <w:bCs/>
-        </w:rPr>
-      </w:pPr>
-      <w:r>
-        <w:rPr>
-          <w:b/>
-          <w:bCs/>
-        </w:rPr>
-        <w:lastRenderedPageBreak/>
-        <w:t>Types of testing</w:t>
-      </w:r>
-    </w:p>
-    <w:p>
-      <w:r>
-        <w:t xml:space="preserve">Unit testing </w:t>
-      </w:r>
-      <w:r>
-        <w:br/>
-        <w:t xml:space="preserve">testing of </w:t>
-      </w:r>
-      <w:r>
-        <w:t>individual method or a unit</w:t>
-      </w:r>
-    </w:p>
-    <w:p>
-      <w:r>
-        <w:t xml:space="preserve">Integration testing </w:t>
-      </w:r>
-    </w:p>
-    <w:p>
-      <w:r>
-        <w:t xml:space="preserve">Testing of </w:t>
-      </w:r>
-      <w:proofErr w:type="gramStart"/>
-      <w:r>
-        <w:t>an</w:t>
-      </w:r>
-      <w:proofErr w:type="gramEnd"/>
-      <w:r>
-        <w:t xml:space="preserve"> multiple modules </w:t>
-      </w:r>
-      <w:r>
-        <w:t xml:space="preserve">or component together to test if system behaves properly </w:t>
-      </w:r>
-      <w:r>
-        <w:t xml:space="preserve">when wired </w:t>
-      </w:r>
-      <w:proofErr w:type="gramStart"/>
-      <w:r>
-        <w:t>together(</w:t>
-      </w:r>
-      <w:proofErr w:type="gramEnd"/>
-      <w:r>
-        <w:t xml:space="preserve">the goal is not to test end to end user behaviour, it just if multiple modules or system wired together thus </w:t>
-      </w:r>
-      <w:r>
-        <w:t>intended</w:t>
-      </w:r>
-      <w:r>
-        <w:t xml:space="preserve"> behaviour</w:t>
-      </w:r>
-      <w:r>
+          <w:lang w:val="en-US"/>
+        </w:rPr>
+        <w:t>Types of Testing:</w:t>
+      </w:r>
+    </w:p>
+    <w:p>
+      <w:pPr>
+        <w:pStyle w:val="ListParagraph"/>
+        <w:numPr>
+          <w:ilvl w:val="0"/>
+          <w:numId w:val="10"/>
+        </w:numPr>
+        <w:spacing w:after="0"/>
+        <w:rPr>
+          <w:lang w:val="en-US"/>
+        </w:rPr>
+      </w:pPr>
+      <w:r>
+        <w:rPr>
+          <w:lang w:val="en-US"/>
+        </w:rPr>
+        <w:t>Unit testing: Testing of an individual unit or a method.</w:t>
+      </w:r>
+    </w:p>
+    <w:p>
+      <w:pPr>
+        <w:pStyle w:val="ListParagraph"/>
+        <w:numPr>
+          <w:ilvl w:val="0"/>
+          <w:numId w:val="10"/>
+        </w:numPr>
+        <w:spacing w:after="0"/>
+        <w:rPr>
+          <w:lang w:val="en-US"/>
+        </w:rPr>
+      </w:pPr>
+      <w:r>
+        <w:rPr>
+          <w:lang w:val="en-US"/>
+        </w:rPr>
+        <w:t>Integration testing: Testing of multiple modules or components together, to test if system behaves properly when wired together (the goal is not to test end to end user behavior, it is just if multiple modules or system wired together, does intended behavior).</w:t>
+      </w:r>
+    </w:p>
+    <w:p>
+      <w:pPr>
+        <w:pStyle w:val="ListParagraph"/>
+        <w:numPr>
+          <w:ilvl w:val="0"/>
+          <w:numId w:val="12"/>
+        </w:numPr>
+        <w:spacing w:after="0"/>
+        <w:ind w:left="1276" w:hanging="283"/>
+        <w:rPr>
+          <w:lang w:val="en-US"/>
+        </w:rPr>
+      </w:pPr>
+      <w:r>
+        <w:rPr>
+          <w:lang w:val="en-US"/>
+        </w:rPr>
+        <w:t>Usecase1: Service -&gt; repository -&gt; d</w:t>
+      </w:r>
+      <w:r>
+        <w:rPr>
+          <w:lang w:val="en-US"/>
+        </w:rPr>
+        <w:t>ata</w:t>
+      </w:r>
+      <w:r>
+        <w:rPr>
+          <w:lang w:val="en-US"/>
+        </w:rPr>
+        <w:t>b</w:t>
+      </w:r>
+      <w:r>
+        <w:rPr>
+          <w:lang w:val="en-US"/>
+        </w:rPr>
+        <w:t>ase</w:t>
+      </w:r>
+    </w:p>
+    <w:p>
+      <w:pPr>
+        <w:pStyle w:val="ListParagraph"/>
+        <w:spacing w:after="0"/>
+        <w:rPr>
+          <w:lang w:val="en-US"/>
+        </w:rPr>
+      </w:pPr>
+      <w:r>
+        <w:rPr>
+          <w:lang w:val="en-US"/>
+        </w:rPr>
+        <w:t xml:space="preserve">      Wired multiple modules of one component.</w:t>
+      </w:r>
+    </w:p>
+    <w:p>
+      <w:pPr>
+        <w:pStyle w:val="ListParagraph"/>
+        <w:numPr>
+          <w:ilvl w:val="0"/>
+          <w:numId w:val="11"/>
+        </w:numPr>
+        <w:spacing w:after="0"/>
+        <w:rPr>
+          <w:lang w:val="en-US"/>
+        </w:rPr>
+      </w:pPr>
+      <w:r>
+        <w:rPr>
+          <w:lang w:val="en-US"/>
+        </w:rPr>
+        <w:t>You invoke a method in the service layer.</w:t>
+      </w:r>
+    </w:p>
+    <w:p>
+      <w:pPr>
+        <w:pStyle w:val="ListParagraph"/>
+        <w:numPr>
+          <w:ilvl w:val="0"/>
+          <w:numId w:val="11"/>
+        </w:numPr>
+        <w:spacing w:after="0"/>
+        <w:rPr>
+          <w:lang w:val="en-US"/>
+        </w:rPr>
+      </w:pPr>
+      <w:r>
+        <w:rPr>
+          <w:lang w:val="en-US"/>
+        </w:rPr>
+        <w:t>Verify that dependency injection works correctly</w:t>
+      </w:r>
+      <w:r>
+        <w:rPr>
+          <w:lang w:val="en-US"/>
+        </w:rPr>
         <w:t>.</w:t>
       </w:r>
-      <w:r>
-        <w:t>)</w:t>
-      </w:r>
-    </w:p>
-    <w:p/>
+    </w:p>
+    <w:p>
+      <w:pPr>
+        <w:pStyle w:val="ListParagraph"/>
+        <w:numPr>
+          <w:ilvl w:val="0"/>
+          <w:numId w:val="11"/>
+        </w:numPr>
+        <w:spacing w:after="0"/>
+        <w:rPr>
+          <w:lang w:val="en-US"/>
+        </w:rPr>
+      </w:pPr>
+      <w:r>
+        <w:rPr>
+          <w:lang w:val="en-US"/>
+        </w:rPr>
+        <w:t>The flow should reach the d</w:t>
+      </w:r>
+      <w:r>
+        <w:rPr>
+          <w:lang w:val="en-US"/>
+        </w:rPr>
+        <w:t xml:space="preserve">atabase </w:t>
+      </w:r>
+      <w:r>
+        <w:rPr>
+          <w:lang w:val="en-US"/>
+        </w:rPr>
+        <w:t>layer.</w:t>
+      </w:r>
+    </w:p>
+    <w:p>
+      <w:pPr>
+        <w:pStyle w:val="ListParagraph"/>
+        <w:numPr>
+          <w:ilvl w:val="0"/>
+          <w:numId w:val="11"/>
+        </w:numPr>
+        <w:spacing w:after="0"/>
+        <w:rPr>
+          <w:lang w:val="en-US"/>
+        </w:rPr>
+      </w:pPr>
+      <w:r>
+        <w:rPr>
+          <w:lang w:val="en-US"/>
+        </w:rPr>
+        <w:t>Your test can assert the data was persistent into the db.</w:t>
+      </w:r>
+    </w:p>
+    <w:p>
+      <w:pPr>
+        <w:pStyle w:val="ListParagraph"/>
+        <w:numPr>
+          <w:ilvl w:val="0"/>
+          <w:numId w:val="11"/>
+        </w:numPr>
+        <w:spacing w:after="0"/>
+        <w:rPr>
+          <w:lang w:val="en-US"/>
+        </w:rPr>
+      </w:pPr>
+      <w:r>
+        <w:rPr>
+          <w:lang w:val="en-US"/>
+        </w:rPr>
+        <w:t xml:space="preserve">Service A -&gt; publish to </w:t>
+      </w:r>
+      <w:r>
+        <w:rPr>
+          <w:lang w:val="en-US"/>
+        </w:rPr>
+        <w:t>Kafka</w:t>
+      </w:r>
+      <w:r>
+        <w:rPr>
+          <w:lang w:val="en-US"/>
+        </w:rPr>
+        <w:t xml:space="preserve"> </w:t>
+      </w:r>
+    </w:p>
+    <w:p>
+      <w:pPr>
+        <w:pStyle w:val="ListParagraph"/>
+        <w:spacing w:after="0"/>
+        <w:ind w:left="1440"/>
+        <w:rPr>
+          <w:lang w:val="en-US"/>
+        </w:rPr>
+      </w:pPr>
+      <w:r>
+        <w:rPr>
+          <w:lang w:val="en-US"/>
+        </w:rPr>
+        <w:t>Validate that the message is</w:t>
+      </w:r>
+      <w:r>
+        <w:rPr>
+          <w:lang w:val="en-US"/>
+        </w:rPr>
+        <w:t xml:space="preserve"> successfully</w:t>
+      </w:r>
+      <w:r>
+        <w:rPr>
+          <w:lang w:val="en-US"/>
+        </w:rPr>
+        <w:t xml:space="preserve"> </w:t>
+      </w:r>
+      <w:r>
+        <w:rPr>
+          <w:lang w:val="en-US"/>
+        </w:rPr>
+        <w:t>published to the Kafka topic.</w:t>
+      </w:r>
+    </w:p>
+    <w:p>
+      <w:pPr>
+        <w:pStyle w:val="ListParagraph"/>
+        <w:numPr>
+          <w:ilvl w:val="0"/>
+          <w:numId w:val="13"/>
+        </w:numPr>
+        <w:spacing w:after="0"/>
+        <w:rPr>
+          <w:lang w:val="en-US"/>
+        </w:rPr>
+      </w:pPr>
+      <w:r>
+        <w:rPr>
+          <w:lang w:val="en-US"/>
+        </w:rPr>
+        <w:t>Functional testing: End to End testing of a feature or a business functionality, verifying if it works as expected.</w:t>
+      </w:r>
+    </w:p>
+    <w:p>
+      <w:pPr>
+        <w:spacing w:after="0"/>
+        <w:rPr>
+          <w:lang w:val="en-US"/>
+        </w:rPr>
+      </w:pPr>
+    </w:p>
+    <w:p>
+      <w:pPr>
+        <w:spacing w:after="0"/>
+        <w:rPr>
+          <w:lang w:val="en-US"/>
+        </w:rPr>
+      </w:pPr>
+    </w:p>
+    <w:p>
+      <w:pPr>
+        <w:pStyle w:val="ListParagraph"/>
+        <w:spacing w:after="0"/>
+        <w:rPr>
+          <w:lang w:val="en-US"/>
+        </w:rPr>
+      </w:pPr>
+    </w:p>
     <w:sectPr>
       <w:pgSz w:w="11906" w:h="16838"/>
-      <w:pgMar w:top="1440" w:right="1440" w:bottom="1440" w:left="1440" w:header="708" w:footer="708" w:gutter="0"/>
+      <w:pgMar w:top="720" w:right="991" w:bottom="720" w:left="720" w:header="708" w:footer="708" w:gutter="0"/>
       <w:cols w:space="708"/>
       <w:docGrid w:linePitch="360"/>
     </w:sectPr>
@@ -1055,17 +1648,133 @@
 <file path=word/numbering.xml><?xml version="1.0" encoding="utf-8"?>
 <w:numbering xmlns:wpc="http://schemas.microsoft.com/office/word/2010/wordprocessingCanvas" xmlns:cx="http://schemas.microsoft.com/office/drawing/2014/chartex" xmlns:cx1="http://schemas.microsoft.com/office/drawing/2015/9/8/chartex" xmlns:cx2="http://schemas.microsoft.com/office/drawing/2015/10/21/chartex" xmlns:cx3="http://schemas.microsoft.com/office/drawing/2016/5/9/chartex" xmlns:cx4="http://schemas.microsoft.com/office/drawing/2016/5/10/chartex" xmlns:cx5="http://schemas.microsoft.com/office/drawing/2016/5/11/chartex" xmlns:cx6="http://schemas.microsoft.com/office/drawing/2016/5/12/chartex" xmlns:cx7="http://schemas.microsoft.com/office/drawing/2016/5/13/chartex" xmlns:cx8="http://schemas.microsoft.com/office/drawing/2016/5/14/chartex" xmlns:mc="http://schemas.openxmlformats.org/markup-compatibility/2006" xmlns:aink="http://schemas.microsoft.com/office/drawing/2016/ink" xmlns:am3d="http://schemas.microsoft.com/office/drawing/2017/model3d" xmlns:o="urn:schemas-microsoft-com:office:office" xmlns:oel="http://schemas.microsoft.com/office/2019/extlst" xmlns:r="http://schemas.openxmlformats.org/officeDocument/2006/relationships" xmlns:m="http://schemas.openxmlformats.org/officeDocument/2006/math" xmlns:v="urn:schemas-microsoft-com:vml" xmlns:wp14="http://schemas.microsoft.com/office/word/2010/wordprocessingDrawing" xmlns:wp="http://schemas.openxmlformats.org/drawingml/2006/wordprocessingDrawing" xmlns:w10="urn:schemas-microsoft-com:office:word" xmlns:w="http://schemas.openxmlformats.org/wordprocessingml/2006/main" xmlns:w14="http://schemas.microsoft.com/office/word/2010/wordml" xmlns:w15="http://schemas.microsoft.com/office/word/2012/wordml" xmlns:w16cex="http://schemas.microsoft.com/office/word/2018/wordml/cex" xmlns:w16cid="http://schemas.microsoft.com/office/word/2016/wordml/cid" xmlns:w16="http://schemas.microsoft.com/office/word/2018/wordml" xmlns:w16du="http://schemas.microsoft.com/office/word/2023/wordml/word16du" xmlns:w16sdtdh="http://schemas.microsoft.com/office/word/2020/wordml/sdtdatahash" xmlns:w16sdtfl="http://schemas.microsoft.com/office/word/2024/wordml/sdtformatlock" xmlns:w16se="http://schemas.microsoft.com/office/word/2015/wordml/symex" xmlns:wpg="http://schemas.microsoft.com/office/word/2010/wordprocessingGroup" xmlns:wpi="http://schemas.microsoft.com/office/word/2010/wordprocessingInk" xmlns:wne="http://schemas.microsoft.com/office/word/2006/wordml" xmlns:wps="http://schemas.microsoft.com/office/word/2010/wordprocessingShape" mc:Ignorable="w14 w15 w16se w16cid w16 w16cex w16sdtdh w16sdtfl w16du wp14">
   <w:abstractNum w:abstractNumId="0" w15:restartNumberingAfterBreak="0">
-    <w:nsid w:val="12C95247"/>
+    <w:nsid w:val="11145EA7"/>
     <w:multiLevelType w:val="hybridMultilevel"/>
-    <w:tmpl w:val="8488C1EC"/>
-    <w:lvl w:ilvl="0" w:tplc="4009000F">
+    <w:tmpl w:val="322E9E8C"/>
+    <w:lvl w:ilvl="0" w:tplc="0246B65A">
+      <w:start w:val="3"/>
+      <w:numFmt w:val="bullet"/>
+      <w:lvlText w:val="-"/>
+      <w:lvlJc w:val="left"/>
+      <w:pPr>
+        <w:ind w:left="720" w:hanging="360"/>
+      </w:pPr>
+      <w:rPr>
+        <w:rFonts w:ascii="Calibri" w:eastAsiaTheme="minorHAnsi" w:hAnsi="Calibri" w:cs="Calibri" w:hint="default"/>
+      </w:rPr>
+    </w:lvl>
+    <w:lvl w:ilvl="1" w:tplc="40090003" w:tentative="1">
+      <w:start w:val="1"/>
+      <w:numFmt w:val="bullet"/>
+      <w:lvlText w:val="o"/>
+      <w:lvlJc w:val="left"/>
+      <w:pPr>
+        <w:ind w:left="1440" w:hanging="360"/>
+      </w:pPr>
+      <w:rPr>
+        <w:rFonts w:ascii="Courier New" w:hAnsi="Courier New" w:cs="Courier New" w:hint="default"/>
+      </w:rPr>
+    </w:lvl>
+    <w:lvl w:ilvl="2" w:tplc="40090005" w:tentative="1">
+      <w:start w:val="1"/>
+      <w:numFmt w:val="bullet"/>
+      <w:lvlText w:val=""/>
+      <w:lvlJc w:val="left"/>
+      <w:pPr>
+        <w:ind w:left="2160" w:hanging="360"/>
+      </w:pPr>
+      <w:rPr>
+        <w:rFonts w:ascii="Wingdings" w:hAnsi="Wingdings" w:hint="default"/>
+      </w:rPr>
+    </w:lvl>
+    <w:lvl w:ilvl="3" w:tplc="40090001" w:tentative="1">
+      <w:start w:val="1"/>
+      <w:numFmt w:val="bullet"/>
+      <w:lvlText w:val=""/>
+      <w:lvlJc w:val="left"/>
+      <w:pPr>
+        <w:ind w:left="2880" w:hanging="360"/>
+      </w:pPr>
+      <w:rPr>
+        <w:rFonts w:ascii="Symbol" w:hAnsi="Symbol" w:hint="default"/>
+      </w:rPr>
+    </w:lvl>
+    <w:lvl w:ilvl="4" w:tplc="40090003" w:tentative="1">
+      <w:start w:val="1"/>
+      <w:numFmt w:val="bullet"/>
+      <w:lvlText w:val="o"/>
+      <w:lvlJc w:val="left"/>
+      <w:pPr>
+        <w:ind w:left="3600" w:hanging="360"/>
+      </w:pPr>
+      <w:rPr>
+        <w:rFonts w:ascii="Courier New" w:hAnsi="Courier New" w:cs="Courier New" w:hint="default"/>
+      </w:rPr>
+    </w:lvl>
+    <w:lvl w:ilvl="5" w:tplc="40090005" w:tentative="1">
+      <w:start w:val="1"/>
+      <w:numFmt w:val="bullet"/>
+      <w:lvlText w:val=""/>
+      <w:lvlJc w:val="left"/>
+      <w:pPr>
+        <w:ind w:left="4320" w:hanging="360"/>
+      </w:pPr>
+      <w:rPr>
+        <w:rFonts w:ascii="Wingdings" w:hAnsi="Wingdings" w:hint="default"/>
+      </w:rPr>
+    </w:lvl>
+    <w:lvl w:ilvl="6" w:tplc="40090001" w:tentative="1">
+      <w:start w:val="1"/>
+      <w:numFmt w:val="bullet"/>
+      <w:lvlText w:val=""/>
+      <w:lvlJc w:val="left"/>
+      <w:pPr>
+        <w:ind w:left="5040" w:hanging="360"/>
+      </w:pPr>
+      <w:rPr>
+        <w:rFonts w:ascii="Symbol" w:hAnsi="Symbol" w:hint="default"/>
+      </w:rPr>
+    </w:lvl>
+    <w:lvl w:ilvl="7" w:tplc="40090003" w:tentative="1">
+      <w:start w:val="1"/>
+      <w:numFmt w:val="bullet"/>
+      <w:lvlText w:val="o"/>
+      <w:lvlJc w:val="left"/>
+      <w:pPr>
+        <w:ind w:left="5760" w:hanging="360"/>
+      </w:pPr>
+      <w:rPr>
+        <w:rFonts w:ascii="Courier New" w:hAnsi="Courier New" w:cs="Courier New" w:hint="default"/>
+      </w:rPr>
+    </w:lvl>
+    <w:lvl w:ilvl="8" w:tplc="40090005" w:tentative="1">
+      <w:start w:val="1"/>
+      <w:numFmt w:val="bullet"/>
+      <w:lvlText w:val=""/>
+      <w:lvlJc w:val="left"/>
+      <w:pPr>
+        <w:ind w:left="6480" w:hanging="360"/>
+      </w:pPr>
+      <w:rPr>
+        <w:rFonts w:ascii="Wingdings" w:hAnsi="Wingdings" w:hint="default"/>
+      </w:rPr>
+    </w:lvl>
+  </w:abstractNum>
+  <w:abstractNum w:abstractNumId="1" w15:restartNumberingAfterBreak="0">
+    <w:nsid w:val="15B271A4"/>
+    <w:multiLevelType w:val="hybridMultilevel"/>
+    <w:tmpl w:val="C1321B9E"/>
+    <w:lvl w:ilvl="0" w:tplc="475AB07A">
       <w:start w:val="1"/>
       <w:numFmt w:val="decimal"/>
       <w:lvlText w:val="%1."/>
       <w:lvlJc w:val="left"/>
       <w:pPr>
-        <w:ind w:left="720" w:hanging="360"/>
-      </w:pPr>
+        <w:ind w:left="928" w:hanging="360"/>
+      </w:pPr>
+      <w:rPr>
+        <w:rFonts w:hint="default"/>
+      </w:rPr>
     </w:lvl>
     <w:lvl w:ilvl="1" w:tplc="40090019" w:tentative="1">
       <w:start w:val="1"/>
@@ -1073,7 +1782,7 @@
       <w:lvlText w:val="%2."/>
       <w:lvlJc w:val="left"/>
       <w:pPr>
-        <w:ind w:left="1440" w:hanging="360"/>
+        <w:ind w:left="1648" w:hanging="360"/>
       </w:pPr>
     </w:lvl>
     <w:lvl w:ilvl="2" w:tplc="4009001B" w:tentative="1">
@@ -1082,7 +1791,7 @@
       <w:lvlText w:val="%3."/>
       <w:lvlJc w:val="right"/>
       <w:pPr>
-        <w:ind w:left="2160" w:hanging="180"/>
+        <w:ind w:left="2368" w:hanging="180"/>
       </w:pPr>
     </w:lvl>
     <w:lvl w:ilvl="3" w:tplc="4009000F" w:tentative="1">
@@ -1091,7 +1800,7 @@
       <w:lvlText w:val="%4."/>
       <w:lvlJc w:val="left"/>
       <w:pPr>
-        <w:ind w:left="2880" w:hanging="360"/>
+        <w:ind w:left="3088" w:hanging="360"/>
       </w:pPr>
     </w:lvl>
     <w:lvl w:ilvl="4" w:tplc="40090019" w:tentative="1">
@@ -1100,7 +1809,7 @@
       <w:lvlText w:val="%5."/>
       <w:lvlJc w:val="left"/>
       <w:pPr>
-        <w:ind w:left="3600" w:hanging="360"/>
+        <w:ind w:left="3808" w:hanging="360"/>
       </w:pPr>
     </w:lvl>
     <w:lvl w:ilvl="5" w:tplc="4009001B" w:tentative="1">
@@ -1109,7 +1818,7 @@
       <w:lvlText w:val="%6."/>
       <w:lvlJc w:val="right"/>
       <w:pPr>
-        <w:ind w:left="4320" w:hanging="180"/>
+        <w:ind w:left="4528" w:hanging="180"/>
       </w:pPr>
     </w:lvl>
     <w:lvl w:ilvl="6" w:tplc="4009000F" w:tentative="1">
@@ -1118,7 +1827,7 @@
       <w:lvlText w:val="%7."/>
       <w:lvlJc w:val="left"/>
       <w:pPr>
-        <w:ind w:left="5040" w:hanging="360"/>
+        <w:ind w:left="5248" w:hanging="360"/>
       </w:pPr>
     </w:lvl>
     <w:lvl w:ilvl="7" w:tplc="40090019" w:tentative="1">
@@ -1127,7 +1836,7 @@
       <w:lvlText w:val="%8."/>
       <w:lvlJc w:val="left"/>
       <w:pPr>
-        <w:ind w:left="5760" w:hanging="360"/>
+        <w:ind w:left="5968" w:hanging="360"/>
       </w:pPr>
     </w:lvl>
     <w:lvl w:ilvl="8" w:tplc="4009001B" w:tentative="1">
@@ -1136,135 +1845,447 @@
       <w:lvlText w:val="%9."/>
       <w:lvlJc w:val="right"/>
       <w:pPr>
-        <w:ind w:left="6480" w:hanging="180"/>
-      </w:pPr>
-    </w:lvl>
-  </w:abstractNum>
-  <w:abstractNum w:abstractNumId="1" w15:restartNumberingAfterBreak="0">
-    <w:nsid w:val="3DD378ED"/>
-    <w:multiLevelType w:val="hybridMultilevel"/>
-    <w:tmpl w:val="CA70A234"/>
-    <w:lvl w:ilvl="0" w:tplc="40090001">
-      <w:start w:val="1"/>
-      <w:numFmt w:val="bullet"/>
-      <w:lvlText w:val=""/>
-      <w:lvlJc w:val="left"/>
-      <w:pPr>
-        <w:ind w:left="720" w:hanging="360"/>
-      </w:pPr>
-      <w:rPr>
-        <w:rFonts w:ascii="Symbol" w:hAnsi="Symbol" w:hint="default"/>
-      </w:rPr>
-    </w:lvl>
-    <w:lvl w:ilvl="1" w:tplc="40090003" w:tentative="1">
-      <w:start w:val="1"/>
-      <w:numFmt w:val="bullet"/>
-      <w:lvlText w:val="o"/>
-      <w:lvlJc w:val="left"/>
-      <w:pPr>
-        <w:ind w:left="1440" w:hanging="360"/>
-      </w:pPr>
-      <w:rPr>
-        <w:rFonts w:ascii="Courier New" w:hAnsi="Courier New" w:cs="Courier New" w:hint="default"/>
-      </w:rPr>
-    </w:lvl>
-    <w:lvl w:ilvl="2" w:tplc="40090005" w:tentative="1">
-      <w:start w:val="1"/>
-      <w:numFmt w:val="bullet"/>
-      <w:lvlText w:val=""/>
-      <w:lvlJc w:val="left"/>
-      <w:pPr>
-        <w:ind w:left="2160" w:hanging="360"/>
-      </w:pPr>
-      <w:rPr>
-        <w:rFonts w:ascii="Wingdings" w:hAnsi="Wingdings" w:hint="default"/>
-      </w:rPr>
-    </w:lvl>
-    <w:lvl w:ilvl="3" w:tplc="40090001" w:tentative="1">
-      <w:start w:val="1"/>
-      <w:numFmt w:val="bullet"/>
-      <w:lvlText w:val=""/>
-      <w:lvlJc w:val="left"/>
-      <w:pPr>
-        <w:ind w:left="2880" w:hanging="360"/>
-      </w:pPr>
-      <w:rPr>
-        <w:rFonts w:ascii="Symbol" w:hAnsi="Symbol" w:hint="default"/>
-      </w:rPr>
-    </w:lvl>
-    <w:lvl w:ilvl="4" w:tplc="40090003" w:tentative="1">
-      <w:start w:val="1"/>
-      <w:numFmt w:val="bullet"/>
-      <w:lvlText w:val="o"/>
-      <w:lvlJc w:val="left"/>
-      <w:pPr>
-        <w:ind w:left="3600" w:hanging="360"/>
-      </w:pPr>
-      <w:rPr>
-        <w:rFonts w:ascii="Courier New" w:hAnsi="Courier New" w:cs="Courier New" w:hint="default"/>
-      </w:rPr>
-    </w:lvl>
-    <w:lvl w:ilvl="5" w:tplc="40090005" w:tentative="1">
-      <w:start w:val="1"/>
-      <w:numFmt w:val="bullet"/>
-      <w:lvlText w:val=""/>
-      <w:lvlJc w:val="left"/>
-      <w:pPr>
-        <w:ind w:left="4320" w:hanging="360"/>
-      </w:pPr>
-      <w:rPr>
-        <w:rFonts w:ascii="Wingdings" w:hAnsi="Wingdings" w:hint="default"/>
-      </w:rPr>
-    </w:lvl>
-    <w:lvl w:ilvl="6" w:tplc="40090001" w:tentative="1">
-      <w:start w:val="1"/>
-      <w:numFmt w:val="bullet"/>
-      <w:lvlText w:val=""/>
-      <w:lvlJc w:val="left"/>
-      <w:pPr>
-        <w:ind w:left="5040" w:hanging="360"/>
-      </w:pPr>
-      <w:rPr>
-        <w:rFonts w:ascii="Symbol" w:hAnsi="Symbol" w:hint="default"/>
-      </w:rPr>
-    </w:lvl>
-    <w:lvl w:ilvl="7" w:tplc="40090003" w:tentative="1">
-      <w:start w:val="1"/>
-      <w:numFmt w:val="bullet"/>
-      <w:lvlText w:val="o"/>
-      <w:lvlJc w:val="left"/>
-      <w:pPr>
-        <w:ind w:left="5760" w:hanging="360"/>
-      </w:pPr>
-      <w:rPr>
-        <w:rFonts w:ascii="Courier New" w:hAnsi="Courier New" w:cs="Courier New" w:hint="default"/>
-      </w:rPr>
-    </w:lvl>
-    <w:lvl w:ilvl="8" w:tplc="40090005" w:tentative="1">
-      <w:start w:val="1"/>
-      <w:numFmt w:val="bullet"/>
-      <w:lvlText w:val=""/>
-      <w:lvlJc w:val="left"/>
-      <w:pPr>
-        <w:ind w:left="6480" w:hanging="360"/>
-      </w:pPr>
-      <w:rPr>
-        <w:rFonts w:ascii="Wingdings" w:hAnsi="Wingdings" w:hint="default"/>
-      </w:rPr>
+        <w:ind w:left="6688" w:hanging="180"/>
+      </w:pPr>
     </w:lvl>
   </w:abstractNum>
   <w:abstractNum w:abstractNumId="2" w15:restartNumberingAfterBreak="0">
-    <w:nsid w:val="55D8749A"/>
+    <w:nsid w:val="16382229"/>
     <w:multiLevelType w:val="hybridMultilevel"/>
-    <w:tmpl w:val="ECF2C484"/>
+    <w:tmpl w:val="58A085B4"/>
+    <w:lvl w:ilvl="0" w:tplc="40090009">
+      <w:start w:val="1"/>
+      <w:numFmt w:val="bullet"/>
+      <w:lvlText w:val=""/>
+      <w:lvlJc w:val="left"/>
+      <w:pPr>
+        <w:ind w:left="1440" w:hanging="360"/>
+      </w:pPr>
+      <w:rPr>
+        <w:rFonts w:ascii="Wingdings" w:hAnsi="Wingdings" w:hint="default"/>
+      </w:rPr>
+    </w:lvl>
+    <w:lvl w:ilvl="1" w:tplc="40090003" w:tentative="1">
+      <w:start w:val="1"/>
+      <w:numFmt w:val="bullet"/>
+      <w:lvlText w:val="o"/>
+      <w:lvlJc w:val="left"/>
+      <w:pPr>
+        <w:ind w:left="2160" w:hanging="360"/>
+      </w:pPr>
+      <w:rPr>
+        <w:rFonts w:ascii="Courier New" w:hAnsi="Courier New" w:cs="Courier New" w:hint="default"/>
+      </w:rPr>
+    </w:lvl>
+    <w:lvl w:ilvl="2" w:tplc="40090005" w:tentative="1">
+      <w:start w:val="1"/>
+      <w:numFmt w:val="bullet"/>
+      <w:lvlText w:val=""/>
+      <w:lvlJc w:val="left"/>
+      <w:pPr>
+        <w:ind w:left="2880" w:hanging="360"/>
+      </w:pPr>
+      <w:rPr>
+        <w:rFonts w:ascii="Wingdings" w:hAnsi="Wingdings" w:hint="default"/>
+      </w:rPr>
+    </w:lvl>
+    <w:lvl w:ilvl="3" w:tplc="40090001" w:tentative="1">
+      <w:start w:val="1"/>
+      <w:numFmt w:val="bullet"/>
+      <w:lvlText w:val=""/>
+      <w:lvlJc w:val="left"/>
+      <w:pPr>
+        <w:ind w:left="3600" w:hanging="360"/>
+      </w:pPr>
+      <w:rPr>
+        <w:rFonts w:ascii="Symbol" w:hAnsi="Symbol" w:hint="default"/>
+      </w:rPr>
+    </w:lvl>
+    <w:lvl w:ilvl="4" w:tplc="40090003" w:tentative="1">
+      <w:start w:val="1"/>
+      <w:numFmt w:val="bullet"/>
+      <w:lvlText w:val="o"/>
+      <w:lvlJc w:val="left"/>
+      <w:pPr>
+        <w:ind w:left="4320" w:hanging="360"/>
+      </w:pPr>
+      <w:rPr>
+        <w:rFonts w:ascii="Courier New" w:hAnsi="Courier New" w:cs="Courier New" w:hint="default"/>
+      </w:rPr>
+    </w:lvl>
+    <w:lvl w:ilvl="5" w:tplc="40090005" w:tentative="1">
+      <w:start w:val="1"/>
+      <w:numFmt w:val="bullet"/>
+      <w:lvlText w:val=""/>
+      <w:lvlJc w:val="left"/>
+      <w:pPr>
+        <w:ind w:left="5040" w:hanging="360"/>
+      </w:pPr>
+      <w:rPr>
+        <w:rFonts w:ascii="Wingdings" w:hAnsi="Wingdings" w:hint="default"/>
+      </w:rPr>
+    </w:lvl>
+    <w:lvl w:ilvl="6" w:tplc="40090001" w:tentative="1">
+      <w:start w:val="1"/>
+      <w:numFmt w:val="bullet"/>
+      <w:lvlText w:val=""/>
+      <w:lvlJc w:val="left"/>
+      <w:pPr>
+        <w:ind w:left="5760" w:hanging="360"/>
+      </w:pPr>
+      <w:rPr>
+        <w:rFonts w:ascii="Symbol" w:hAnsi="Symbol" w:hint="default"/>
+      </w:rPr>
+    </w:lvl>
+    <w:lvl w:ilvl="7" w:tplc="40090003" w:tentative="1">
+      <w:start w:val="1"/>
+      <w:numFmt w:val="bullet"/>
+      <w:lvlText w:val="o"/>
+      <w:lvlJc w:val="left"/>
+      <w:pPr>
+        <w:ind w:left="6480" w:hanging="360"/>
+      </w:pPr>
+      <w:rPr>
+        <w:rFonts w:ascii="Courier New" w:hAnsi="Courier New" w:cs="Courier New" w:hint="default"/>
+      </w:rPr>
+    </w:lvl>
+    <w:lvl w:ilvl="8" w:tplc="40090005" w:tentative="1">
+      <w:start w:val="1"/>
+      <w:numFmt w:val="bullet"/>
+      <w:lvlText w:val=""/>
+      <w:lvlJc w:val="left"/>
+      <w:pPr>
+        <w:ind w:left="7200" w:hanging="360"/>
+      </w:pPr>
+      <w:rPr>
+        <w:rFonts w:ascii="Wingdings" w:hAnsi="Wingdings" w:hint="default"/>
+      </w:rPr>
+    </w:lvl>
+  </w:abstractNum>
+  <w:abstractNum w:abstractNumId="3" w15:restartNumberingAfterBreak="0">
+    <w:nsid w:val="16E2071C"/>
+    <w:multiLevelType w:val="hybridMultilevel"/>
+    <w:tmpl w:val="CDE2E440"/>
     <w:lvl w:ilvl="0" w:tplc="40090001">
       <w:start w:val="1"/>
       <w:numFmt w:val="bullet"/>
       <w:lvlText w:val=""/>
       <w:lvlJc w:val="left"/>
       <w:pPr>
+        <w:ind w:left="1440" w:hanging="360"/>
+      </w:pPr>
+      <w:rPr>
+        <w:rFonts w:ascii="Symbol" w:hAnsi="Symbol" w:hint="default"/>
+      </w:rPr>
+    </w:lvl>
+    <w:lvl w:ilvl="1" w:tplc="40090003" w:tentative="1">
+      <w:start w:val="1"/>
+      <w:numFmt w:val="bullet"/>
+      <w:lvlText w:val="o"/>
+      <w:lvlJc w:val="left"/>
+      <w:pPr>
+        <w:ind w:left="2160" w:hanging="360"/>
+      </w:pPr>
+      <w:rPr>
+        <w:rFonts w:ascii="Courier New" w:hAnsi="Courier New" w:cs="Courier New" w:hint="default"/>
+      </w:rPr>
+    </w:lvl>
+    <w:lvl w:ilvl="2" w:tplc="40090005" w:tentative="1">
+      <w:start w:val="1"/>
+      <w:numFmt w:val="bullet"/>
+      <w:lvlText w:val=""/>
+      <w:lvlJc w:val="left"/>
+      <w:pPr>
+        <w:ind w:left="2880" w:hanging="360"/>
+      </w:pPr>
+      <w:rPr>
+        <w:rFonts w:ascii="Wingdings" w:hAnsi="Wingdings" w:hint="default"/>
+      </w:rPr>
+    </w:lvl>
+    <w:lvl w:ilvl="3" w:tplc="40090001" w:tentative="1">
+      <w:start w:val="1"/>
+      <w:numFmt w:val="bullet"/>
+      <w:lvlText w:val=""/>
+      <w:lvlJc w:val="left"/>
+      <w:pPr>
+        <w:ind w:left="3600" w:hanging="360"/>
+      </w:pPr>
+      <w:rPr>
+        <w:rFonts w:ascii="Symbol" w:hAnsi="Symbol" w:hint="default"/>
+      </w:rPr>
+    </w:lvl>
+    <w:lvl w:ilvl="4" w:tplc="40090003" w:tentative="1">
+      <w:start w:val="1"/>
+      <w:numFmt w:val="bullet"/>
+      <w:lvlText w:val="o"/>
+      <w:lvlJc w:val="left"/>
+      <w:pPr>
+        <w:ind w:left="4320" w:hanging="360"/>
+      </w:pPr>
+      <w:rPr>
+        <w:rFonts w:ascii="Courier New" w:hAnsi="Courier New" w:cs="Courier New" w:hint="default"/>
+      </w:rPr>
+    </w:lvl>
+    <w:lvl w:ilvl="5" w:tplc="40090005" w:tentative="1">
+      <w:start w:val="1"/>
+      <w:numFmt w:val="bullet"/>
+      <w:lvlText w:val=""/>
+      <w:lvlJc w:val="left"/>
+      <w:pPr>
+        <w:ind w:left="5040" w:hanging="360"/>
+      </w:pPr>
+      <w:rPr>
+        <w:rFonts w:ascii="Wingdings" w:hAnsi="Wingdings" w:hint="default"/>
+      </w:rPr>
+    </w:lvl>
+    <w:lvl w:ilvl="6" w:tplc="40090001" w:tentative="1">
+      <w:start w:val="1"/>
+      <w:numFmt w:val="bullet"/>
+      <w:lvlText w:val=""/>
+      <w:lvlJc w:val="left"/>
+      <w:pPr>
+        <w:ind w:left="5760" w:hanging="360"/>
+      </w:pPr>
+      <w:rPr>
+        <w:rFonts w:ascii="Symbol" w:hAnsi="Symbol" w:hint="default"/>
+      </w:rPr>
+    </w:lvl>
+    <w:lvl w:ilvl="7" w:tplc="40090003" w:tentative="1">
+      <w:start w:val="1"/>
+      <w:numFmt w:val="bullet"/>
+      <w:lvlText w:val="o"/>
+      <w:lvlJc w:val="left"/>
+      <w:pPr>
+        <w:ind w:left="6480" w:hanging="360"/>
+      </w:pPr>
+      <w:rPr>
+        <w:rFonts w:ascii="Courier New" w:hAnsi="Courier New" w:cs="Courier New" w:hint="default"/>
+      </w:rPr>
+    </w:lvl>
+    <w:lvl w:ilvl="8" w:tplc="40090005" w:tentative="1">
+      <w:start w:val="1"/>
+      <w:numFmt w:val="bullet"/>
+      <w:lvlText w:val=""/>
+      <w:lvlJc w:val="left"/>
+      <w:pPr>
+        <w:ind w:left="7200" w:hanging="360"/>
+      </w:pPr>
+      <w:rPr>
+        <w:rFonts w:ascii="Wingdings" w:hAnsi="Wingdings" w:hint="default"/>
+      </w:rPr>
+    </w:lvl>
+  </w:abstractNum>
+  <w:abstractNum w:abstractNumId="4" w15:restartNumberingAfterBreak="0">
+    <w:nsid w:val="26EA20A8"/>
+    <w:multiLevelType w:val="hybridMultilevel"/>
+    <w:tmpl w:val="3CB41A28"/>
+    <w:lvl w:ilvl="0" w:tplc="2FECE8D2">
+      <w:start w:val="3"/>
+      <w:numFmt w:val="bullet"/>
+      <w:lvlText w:val="-"/>
+      <w:lvlJc w:val="left"/>
+      <w:pPr>
+        <w:ind w:left="795" w:hanging="360"/>
+      </w:pPr>
+      <w:rPr>
+        <w:rFonts w:ascii="Calibri" w:eastAsiaTheme="minorHAnsi" w:hAnsi="Calibri" w:cs="Calibri" w:hint="default"/>
+      </w:rPr>
+    </w:lvl>
+    <w:lvl w:ilvl="1" w:tplc="40090003" w:tentative="1">
+      <w:start w:val="1"/>
+      <w:numFmt w:val="bullet"/>
+      <w:lvlText w:val="o"/>
+      <w:lvlJc w:val="left"/>
+      <w:pPr>
+        <w:ind w:left="1515" w:hanging="360"/>
+      </w:pPr>
+      <w:rPr>
+        <w:rFonts w:ascii="Courier New" w:hAnsi="Courier New" w:cs="Courier New" w:hint="default"/>
+      </w:rPr>
+    </w:lvl>
+    <w:lvl w:ilvl="2" w:tplc="40090005" w:tentative="1">
+      <w:start w:val="1"/>
+      <w:numFmt w:val="bullet"/>
+      <w:lvlText w:val=""/>
+      <w:lvlJc w:val="left"/>
+      <w:pPr>
+        <w:ind w:left="2235" w:hanging="360"/>
+      </w:pPr>
+      <w:rPr>
+        <w:rFonts w:ascii="Wingdings" w:hAnsi="Wingdings" w:hint="default"/>
+      </w:rPr>
+    </w:lvl>
+    <w:lvl w:ilvl="3" w:tplc="40090001" w:tentative="1">
+      <w:start w:val="1"/>
+      <w:numFmt w:val="bullet"/>
+      <w:lvlText w:val=""/>
+      <w:lvlJc w:val="left"/>
+      <w:pPr>
+        <w:ind w:left="2955" w:hanging="360"/>
+      </w:pPr>
+      <w:rPr>
+        <w:rFonts w:ascii="Symbol" w:hAnsi="Symbol" w:hint="default"/>
+      </w:rPr>
+    </w:lvl>
+    <w:lvl w:ilvl="4" w:tplc="40090003" w:tentative="1">
+      <w:start w:val="1"/>
+      <w:numFmt w:val="bullet"/>
+      <w:lvlText w:val="o"/>
+      <w:lvlJc w:val="left"/>
+      <w:pPr>
+        <w:ind w:left="3675" w:hanging="360"/>
+      </w:pPr>
+      <w:rPr>
+        <w:rFonts w:ascii="Courier New" w:hAnsi="Courier New" w:cs="Courier New" w:hint="default"/>
+      </w:rPr>
+    </w:lvl>
+    <w:lvl w:ilvl="5" w:tplc="40090005" w:tentative="1">
+      <w:start w:val="1"/>
+      <w:numFmt w:val="bullet"/>
+      <w:lvlText w:val=""/>
+      <w:lvlJc w:val="left"/>
+      <w:pPr>
+        <w:ind w:left="4395" w:hanging="360"/>
+      </w:pPr>
+      <w:rPr>
+        <w:rFonts w:ascii="Wingdings" w:hAnsi="Wingdings" w:hint="default"/>
+      </w:rPr>
+    </w:lvl>
+    <w:lvl w:ilvl="6" w:tplc="40090001" w:tentative="1">
+      <w:start w:val="1"/>
+      <w:numFmt w:val="bullet"/>
+      <w:lvlText w:val=""/>
+      <w:lvlJc w:val="left"/>
+      <w:pPr>
+        <w:ind w:left="5115" w:hanging="360"/>
+      </w:pPr>
+      <w:rPr>
+        <w:rFonts w:ascii="Symbol" w:hAnsi="Symbol" w:hint="default"/>
+      </w:rPr>
+    </w:lvl>
+    <w:lvl w:ilvl="7" w:tplc="40090003" w:tentative="1">
+      <w:start w:val="1"/>
+      <w:numFmt w:val="bullet"/>
+      <w:lvlText w:val="o"/>
+      <w:lvlJc w:val="left"/>
+      <w:pPr>
+        <w:ind w:left="5835" w:hanging="360"/>
+      </w:pPr>
+      <w:rPr>
+        <w:rFonts w:ascii="Courier New" w:hAnsi="Courier New" w:cs="Courier New" w:hint="default"/>
+      </w:rPr>
+    </w:lvl>
+    <w:lvl w:ilvl="8" w:tplc="40090005" w:tentative="1">
+      <w:start w:val="1"/>
+      <w:numFmt w:val="bullet"/>
+      <w:lvlText w:val=""/>
+      <w:lvlJc w:val="left"/>
+      <w:pPr>
+        <w:ind w:left="6555" w:hanging="360"/>
+      </w:pPr>
+      <w:rPr>
+        <w:rFonts w:ascii="Wingdings" w:hAnsi="Wingdings" w:hint="default"/>
+      </w:rPr>
+    </w:lvl>
+  </w:abstractNum>
+  <w:abstractNum w:abstractNumId="5" w15:restartNumberingAfterBreak="0">
+    <w:nsid w:val="36FB77E5"/>
+    <w:multiLevelType w:val="hybridMultilevel"/>
+    <w:tmpl w:val="CDB66A70"/>
+    <w:lvl w:ilvl="0" w:tplc="4009000F">
+      <w:start w:val="1"/>
+      <w:numFmt w:val="decimal"/>
+      <w:lvlText w:val="%1."/>
+      <w:lvlJc w:val="left"/>
+      <w:pPr>
         <w:ind w:left="720" w:hanging="360"/>
       </w:pPr>
+    </w:lvl>
+    <w:lvl w:ilvl="1" w:tplc="40090019" w:tentative="1">
+      <w:start w:val="1"/>
+      <w:numFmt w:val="lowerLetter"/>
+      <w:lvlText w:val="%2."/>
+      <w:lvlJc w:val="left"/>
+      <w:pPr>
+        <w:ind w:left="1440" w:hanging="360"/>
+      </w:pPr>
+    </w:lvl>
+    <w:lvl w:ilvl="2" w:tplc="4009001B" w:tentative="1">
+      <w:start w:val="1"/>
+      <w:numFmt w:val="lowerRoman"/>
+      <w:lvlText w:val="%3."/>
+      <w:lvlJc w:val="right"/>
+      <w:pPr>
+        <w:ind w:left="2160" w:hanging="180"/>
+      </w:pPr>
+    </w:lvl>
+    <w:lvl w:ilvl="3" w:tplc="4009000F" w:tentative="1">
+      <w:start w:val="1"/>
+      <w:numFmt w:val="decimal"/>
+      <w:lvlText w:val="%4."/>
+      <w:lvlJc w:val="left"/>
+      <w:pPr>
+        <w:ind w:left="2880" w:hanging="360"/>
+      </w:pPr>
+    </w:lvl>
+    <w:lvl w:ilvl="4" w:tplc="40090019" w:tentative="1">
+      <w:start w:val="1"/>
+      <w:numFmt w:val="lowerLetter"/>
+      <w:lvlText w:val="%5."/>
+      <w:lvlJc w:val="left"/>
+      <w:pPr>
+        <w:ind w:left="3600" w:hanging="360"/>
+      </w:pPr>
+    </w:lvl>
+    <w:lvl w:ilvl="5" w:tplc="4009001B" w:tentative="1">
+      <w:start w:val="1"/>
+      <w:numFmt w:val="lowerRoman"/>
+      <w:lvlText w:val="%6."/>
+      <w:lvlJc w:val="right"/>
+      <w:pPr>
+        <w:ind w:left="4320" w:hanging="180"/>
+      </w:pPr>
+    </w:lvl>
+    <w:lvl w:ilvl="6" w:tplc="4009000F" w:tentative="1">
+      <w:start w:val="1"/>
+      <w:numFmt w:val="decimal"/>
+      <w:lvlText w:val="%7."/>
+      <w:lvlJc w:val="left"/>
+      <w:pPr>
+        <w:ind w:left="5040" w:hanging="360"/>
+      </w:pPr>
+    </w:lvl>
+    <w:lvl w:ilvl="7" w:tplc="40090019" w:tentative="1">
+      <w:start w:val="1"/>
+      <w:numFmt w:val="lowerLetter"/>
+      <w:lvlText w:val="%8."/>
+      <w:lvlJc w:val="left"/>
+      <w:pPr>
+        <w:ind w:left="5760" w:hanging="360"/>
+      </w:pPr>
+    </w:lvl>
+    <w:lvl w:ilvl="8" w:tplc="4009001B" w:tentative="1">
+      <w:start w:val="1"/>
+      <w:numFmt w:val="lowerRoman"/>
+      <w:lvlText w:val="%9."/>
+      <w:lvlJc w:val="right"/>
+      <w:pPr>
+        <w:ind w:left="6480" w:hanging="180"/>
+      </w:pPr>
+    </w:lvl>
+  </w:abstractNum>
+  <w:abstractNum w:abstractNumId="6" w15:restartNumberingAfterBreak="0">
+    <w:nsid w:val="3A4D5CE3"/>
+    <w:multiLevelType w:val="hybridMultilevel"/>
+    <w:tmpl w:val="5EA696DC"/>
+    <w:lvl w:ilvl="0" w:tplc="40090001">
+      <w:start w:val="1"/>
+      <w:numFmt w:val="bullet"/>
+      <w:lvlText w:val=""/>
+      <w:lvlJc w:val="left"/>
+      <w:pPr>
+        <w:ind w:left="1440" w:hanging="360"/>
+      </w:pPr>
       <w:rPr>
         <w:rFonts w:ascii="Symbol" w:hAnsi="Symbol" w:hint="default"/>
       </w:rPr>
@@ -1275,8 +2296,210 @@
       <w:lvlText w:val="o"/>
       <w:lvlJc w:val="left"/>
       <w:pPr>
+        <w:ind w:left="2160" w:hanging="360"/>
+      </w:pPr>
+      <w:rPr>
+        <w:rFonts w:ascii="Courier New" w:hAnsi="Courier New" w:cs="Courier New" w:hint="default"/>
+      </w:rPr>
+    </w:lvl>
+    <w:lvl w:ilvl="2" w:tplc="40090005" w:tentative="1">
+      <w:start w:val="1"/>
+      <w:numFmt w:val="bullet"/>
+      <w:lvlText w:val=""/>
+      <w:lvlJc w:val="left"/>
+      <w:pPr>
+        <w:ind w:left="2880" w:hanging="360"/>
+      </w:pPr>
+      <w:rPr>
+        <w:rFonts w:ascii="Wingdings" w:hAnsi="Wingdings" w:hint="default"/>
+      </w:rPr>
+    </w:lvl>
+    <w:lvl w:ilvl="3" w:tplc="40090001" w:tentative="1">
+      <w:start w:val="1"/>
+      <w:numFmt w:val="bullet"/>
+      <w:lvlText w:val=""/>
+      <w:lvlJc w:val="left"/>
+      <w:pPr>
+        <w:ind w:left="3600" w:hanging="360"/>
+      </w:pPr>
+      <w:rPr>
+        <w:rFonts w:ascii="Symbol" w:hAnsi="Symbol" w:hint="default"/>
+      </w:rPr>
+    </w:lvl>
+    <w:lvl w:ilvl="4" w:tplc="40090003" w:tentative="1">
+      <w:start w:val="1"/>
+      <w:numFmt w:val="bullet"/>
+      <w:lvlText w:val="o"/>
+      <w:lvlJc w:val="left"/>
+      <w:pPr>
+        <w:ind w:left="4320" w:hanging="360"/>
+      </w:pPr>
+      <w:rPr>
+        <w:rFonts w:ascii="Courier New" w:hAnsi="Courier New" w:cs="Courier New" w:hint="default"/>
+      </w:rPr>
+    </w:lvl>
+    <w:lvl w:ilvl="5" w:tplc="40090005" w:tentative="1">
+      <w:start w:val="1"/>
+      <w:numFmt w:val="bullet"/>
+      <w:lvlText w:val=""/>
+      <w:lvlJc w:val="left"/>
+      <w:pPr>
+        <w:ind w:left="5040" w:hanging="360"/>
+      </w:pPr>
+      <w:rPr>
+        <w:rFonts w:ascii="Wingdings" w:hAnsi="Wingdings" w:hint="default"/>
+      </w:rPr>
+    </w:lvl>
+    <w:lvl w:ilvl="6" w:tplc="40090001" w:tentative="1">
+      <w:start w:val="1"/>
+      <w:numFmt w:val="bullet"/>
+      <w:lvlText w:val=""/>
+      <w:lvlJc w:val="left"/>
+      <w:pPr>
+        <w:ind w:left="5760" w:hanging="360"/>
+      </w:pPr>
+      <w:rPr>
+        <w:rFonts w:ascii="Symbol" w:hAnsi="Symbol" w:hint="default"/>
+      </w:rPr>
+    </w:lvl>
+    <w:lvl w:ilvl="7" w:tplc="40090003" w:tentative="1">
+      <w:start w:val="1"/>
+      <w:numFmt w:val="bullet"/>
+      <w:lvlText w:val="o"/>
+      <w:lvlJc w:val="left"/>
+      <w:pPr>
+        <w:ind w:left="6480" w:hanging="360"/>
+      </w:pPr>
+      <w:rPr>
+        <w:rFonts w:ascii="Courier New" w:hAnsi="Courier New" w:cs="Courier New" w:hint="default"/>
+      </w:rPr>
+    </w:lvl>
+    <w:lvl w:ilvl="8" w:tplc="40090005" w:tentative="1">
+      <w:start w:val="1"/>
+      <w:numFmt w:val="bullet"/>
+      <w:lvlText w:val=""/>
+      <w:lvlJc w:val="left"/>
+      <w:pPr>
+        <w:ind w:left="7200" w:hanging="360"/>
+      </w:pPr>
+      <w:rPr>
+        <w:rFonts w:ascii="Wingdings" w:hAnsi="Wingdings" w:hint="default"/>
+      </w:rPr>
+    </w:lvl>
+  </w:abstractNum>
+  <w:abstractNum w:abstractNumId="7" w15:restartNumberingAfterBreak="0">
+    <w:nsid w:val="48617C18"/>
+    <w:multiLevelType w:val="hybridMultilevel"/>
+    <w:tmpl w:val="870C6EFC"/>
+    <w:lvl w:ilvl="0" w:tplc="4009000F">
+      <w:start w:val="1"/>
+      <w:numFmt w:val="decimal"/>
+      <w:lvlText w:val="%1."/>
+      <w:lvlJc w:val="left"/>
+      <w:pPr>
+        <w:ind w:left="720" w:hanging="360"/>
+      </w:pPr>
+      <w:rPr>
+        <w:rFonts w:hint="default"/>
+      </w:rPr>
+    </w:lvl>
+    <w:lvl w:ilvl="1" w:tplc="40090019" w:tentative="1">
+      <w:start w:val="1"/>
+      <w:numFmt w:val="lowerLetter"/>
+      <w:lvlText w:val="%2."/>
+      <w:lvlJc w:val="left"/>
+      <w:pPr>
         <w:ind w:left="1440" w:hanging="360"/>
       </w:pPr>
+    </w:lvl>
+    <w:lvl w:ilvl="2" w:tplc="4009001B" w:tentative="1">
+      <w:start w:val="1"/>
+      <w:numFmt w:val="lowerRoman"/>
+      <w:lvlText w:val="%3."/>
+      <w:lvlJc w:val="right"/>
+      <w:pPr>
+        <w:ind w:left="2160" w:hanging="180"/>
+      </w:pPr>
+    </w:lvl>
+    <w:lvl w:ilvl="3" w:tplc="4009000F" w:tentative="1">
+      <w:start w:val="1"/>
+      <w:numFmt w:val="decimal"/>
+      <w:lvlText w:val="%4."/>
+      <w:lvlJc w:val="left"/>
+      <w:pPr>
+        <w:ind w:left="2880" w:hanging="360"/>
+      </w:pPr>
+    </w:lvl>
+    <w:lvl w:ilvl="4" w:tplc="40090019" w:tentative="1">
+      <w:start w:val="1"/>
+      <w:numFmt w:val="lowerLetter"/>
+      <w:lvlText w:val="%5."/>
+      <w:lvlJc w:val="left"/>
+      <w:pPr>
+        <w:ind w:left="3600" w:hanging="360"/>
+      </w:pPr>
+    </w:lvl>
+    <w:lvl w:ilvl="5" w:tplc="4009001B" w:tentative="1">
+      <w:start w:val="1"/>
+      <w:numFmt w:val="lowerRoman"/>
+      <w:lvlText w:val="%6."/>
+      <w:lvlJc w:val="right"/>
+      <w:pPr>
+        <w:ind w:left="4320" w:hanging="180"/>
+      </w:pPr>
+    </w:lvl>
+    <w:lvl w:ilvl="6" w:tplc="4009000F" w:tentative="1">
+      <w:start w:val="1"/>
+      <w:numFmt w:val="decimal"/>
+      <w:lvlText w:val="%7."/>
+      <w:lvlJc w:val="left"/>
+      <w:pPr>
+        <w:ind w:left="5040" w:hanging="360"/>
+      </w:pPr>
+    </w:lvl>
+    <w:lvl w:ilvl="7" w:tplc="40090019" w:tentative="1">
+      <w:start w:val="1"/>
+      <w:numFmt w:val="lowerLetter"/>
+      <w:lvlText w:val="%8."/>
+      <w:lvlJc w:val="left"/>
+      <w:pPr>
+        <w:ind w:left="5760" w:hanging="360"/>
+      </w:pPr>
+    </w:lvl>
+    <w:lvl w:ilvl="8" w:tplc="4009001B" w:tentative="1">
+      <w:start w:val="1"/>
+      <w:numFmt w:val="lowerRoman"/>
+      <w:lvlText w:val="%9."/>
+      <w:lvlJc w:val="right"/>
+      <w:pPr>
+        <w:ind w:left="6480" w:hanging="180"/>
+      </w:pPr>
+    </w:lvl>
+  </w:abstractNum>
+  <w:abstractNum w:abstractNumId="8" w15:restartNumberingAfterBreak="0">
+    <w:nsid w:val="50C25979"/>
+    <w:multiLevelType w:val="hybridMultilevel"/>
+    <w:tmpl w:val="8A28C388"/>
+    <w:lvl w:ilvl="0" w:tplc="40090001">
+      <w:start w:val="1"/>
+      <w:numFmt w:val="bullet"/>
+      <w:lvlText w:val=""/>
+      <w:lvlJc w:val="left"/>
+      <w:pPr>
+        <w:ind w:left="720" w:hanging="360"/>
+      </w:pPr>
+      <w:rPr>
+        <w:rFonts w:ascii="Symbol" w:hAnsi="Symbol" w:hint="default"/>
+      </w:rPr>
+    </w:lvl>
+    <w:lvl w:ilvl="1" w:tplc="40090003" w:tentative="1">
+      <w:start w:val="1"/>
+      <w:numFmt w:val="bullet"/>
+      <w:lvlText w:val="o"/>
+      <w:lvlJc w:val="left"/>
+      <w:pPr>
+        <w:ind w:left="1440" w:hanging="360"/>
+      </w:pPr>
       <w:rPr>
         <w:rFonts w:ascii="Courier New" w:hAnsi="Courier New" w:cs="Courier New" w:hint="default"/>
       </w:rPr>
@@ -1366,14 +2589,472 @@
       </w:rPr>
     </w:lvl>
   </w:abstractNum>
-  <w:num w:numId="1" w16cid:durableId="1057709097">
+  <w:abstractNum w:abstractNumId="9" w15:restartNumberingAfterBreak="0">
+    <w:nsid w:val="623B2CCA"/>
+    <w:multiLevelType w:val="hybridMultilevel"/>
+    <w:tmpl w:val="F11C4152"/>
+    <w:lvl w:ilvl="0" w:tplc="0246B65A">
+      <w:start w:val="3"/>
+      <w:numFmt w:val="bullet"/>
+      <w:lvlText w:val="-"/>
+      <w:lvlJc w:val="left"/>
+      <w:pPr>
+        <w:ind w:left="720" w:hanging="360"/>
+      </w:pPr>
+      <w:rPr>
+        <w:rFonts w:ascii="Calibri" w:eastAsiaTheme="minorHAnsi" w:hAnsi="Calibri" w:cs="Calibri" w:hint="default"/>
+      </w:rPr>
+    </w:lvl>
+    <w:lvl w:ilvl="1" w:tplc="40090003" w:tentative="1">
+      <w:start w:val="1"/>
+      <w:numFmt w:val="bullet"/>
+      <w:lvlText w:val="o"/>
+      <w:lvlJc w:val="left"/>
+      <w:pPr>
+        <w:ind w:left="1440" w:hanging="360"/>
+      </w:pPr>
+      <w:rPr>
+        <w:rFonts w:ascii="Courier New" w:hAnsi="Courier New" w:cs="Courier New" w:hint="default"/>
+      </w:rPr>
+    </w:lvl>
+    <w:lvl w:ilvl="2" w:tplc="40090005" w:tentative="1">
+      <w:start w:val="1"/>
+      <w:numFmt w:val="bullet"/>
+      <w:lvlText w:val=""/>
+      <w:lvlJc w:val="left"/>
+      <w:pPr>
+        <w:ind w:left="2160" w:hanging="360"/>
+      </w:pPr>
+      <w:rPr>
+        <w:rFonts w:ascii="Wingdings" w:hAnsi="Wingdings" w:hint="default"/>
+      </w:rPr>
+    </w:lvl>
+    <w:lvl w:ilvl="3" w:tplc="40090001" w:tentative="1">
+      <w:start w:val="1"/>
+      <w:numFmt w:val="bullet"/>
+      <w:lvlText w:val=""/>
+      <w:lvlJc w:val="left"/>
+      <w:pPr>
+        <w:ind w:left="2880" w:hanging="360"/>
+      </w:pPr>
+      <w:rPr>
+        <w:rFonts w:ascii="Symbol" w:hAnsi="Symbol" w:hint="default"/>
+      </w:rPr>
+    </w:lvl>
+    <w:lvl w:ilvl="4" w:tplc="40090003" w:tentative="1">
+      <w:start w:val="1"/>
+      <w:numFmt w:val="bullet"/>
+      <w:lvlText w:val="o"/>
+      <w:lvlJc w:val="left"/>
+      <w:pPr>
+        <w:ind w:left="3600" w:hanging="360"/>
+      </w:pPr>
+      <w:rPr>
+        <w:rFonts w:ascii="Courier New" w:hAnsi="Courier New" w:cs="Courier New" w:hint="default"/>
+      </w:rPr>
+    </w:lvl>
+    <w:lvl w:ilvl="5" w:tplc="40090005" w:tentative="1">
+      <w:start w:val="1"/>
+      <w:numFmt w:val="bullet"/>
+      <w:lvlText w:val=""/>
+      <w:lvlJc w:val="left"/>
+      <w:pPr>
+        <w:ind w:left="4320" w:hanging="360"/>
+      </w:pPr>
+      <w:rPr>
+        <w:rFonts w:ascii="Wingdings" w:hAnsi="Wingdings" w:hint="default"/>
+      </w:rPr>
+    </w:lvl>
+    <w:lvl w:ilvl="6" w:tplc="40090001" w:tentative="1">
+      <w:start w:val="1"/>
+      <w:numFmt w:val="bullet"/>
+      <w:lvlText w:val=""/>
+      <w:lvlJc w:val="left"/>
+      <w:pPr>
+        <w:ind w:left="5040" w:hanging="360"/>
+      </w:pPr>
+      <w:rPr>
+        <w:rFonts w:ascii="Symbol" w:hAnsi="Symbol" w:hint="default"/>
+      </w:rPr>
+    </w:lvl>
+    <w:lvl w:ilvl="7" w:tplc="40090003" w:tentative="1">
+      <w:start w:val="1"/>
+      <w:numFmt w:val="bullet"/>
+      <w:lvlText w:val="o"/>
+      <w:lvlJc w:val="left"/>
+      <w:pPr>
+        <w:ind w:left="5760" w:hanging="360"/>
+      </w:pPr>
+      <w:rPr>
+        <w:rFonts w:ascii="Courier New" w:hAnsi="Courier New" w:cs="Courier New" w:hint="default"/>
+      </w:rPr>
+    </w:lvl>
+    <w:lvl w:ilvl="8" w:tplc="40090005" w:tentative="1">
+      <w:start w:val="1"/>
+      <w:numFmt w:val="bullet"/>
+      <w:lvlText w:val=""/>
+      <w:lvlJc w:val="left"/>
+      <w:pPr>
+        <w:ind w:left="6480" w:hanging="360"/>
+      </w:pPr>
+      <w:rPr>
+        <w:rFonts w:ascii="Wingdings" w:hAnsi="Wingdings" w:hint="default"/>
+      </w:rPr>
+    </w:lvl>
+  </w:abstractNum>
+  <w:abstractNum w:abstractNumId="10" w15:restartNumberingAfterBreak="0">
+    <w:nsid w:val="70901D67"/>
+    <w:multiLevelType w:val="hybridMultilevel"/>
+    <w:tmpl w:val="A142FC6A"/>
+    <w:lvl w:ilvl="0" w:tplc="4009000F">
+      <w:start w:val="1"/>
+      <w:numFmt w:val="decimal"/>
+      <w:lvlText w:val="%1."/>
+      <w:lvlJc w:val="left"/>
+      <w:pPr>
+        <w:ind w:left="720" w:hanging="360"/>
+      </w:pPr>
+      <w:rPr>
+        <w:rFonts w:hint="default"/>
+      </w:rPr>
+    </w:lvl>
+    <w:lvl w:ilvl="1" w:tplc="40090019" w:tentative="1">
+      <w:start w:val="1"/>
+      <w:numFmt w:val="lowerLetter"/>
+      <w:lvlText w:val="%2."/>
+      <w:lvlJc w:val="left"/>
+      <w:pPr>
+        <w:ind w:left="1440" w:hanging="360"/>
+      </w:pPr>
+    </w:lvl>
+    <w:lvl w:ilvl="2" w:tplc="4009001B" w:tentative="1">
+      <w:start w:val="1"/>
+      <w:numFmt w:val="lowerRoman"/>
+      <w:lvlText w:val="%3."/>
+      <w:lvlJc w:val="right"/>
+      <w:pPr>
+        <w:ind w:left="2160" w:hanging="180"/>
+      </w:pPr>
+    </w:lvl>
+    <w:lvl w:ilvl="3" w:tplc="4009000F" w:tentative="1">
+      <w:start w:val="1"/>
+      <w:numFmt w:val="decimal"/>
+      <w:lvlText w:val="%4."/>
+      <w:lvlJc w:val="left"/>
+      <w:pPr>
+        <w:ind w:left="2880" w:hanging="360"/>
+      </w:pPr>
+    </w:lvl>
+    <w:lvl w:ilvl="4" w:tplc="40090019" w:tentative="1">
+      <w:start w:val="1"/>
+      <w:numFmt w:val="lowerLetter"/>
+      <w:lvlText w:val="%5."/>
+      <w:lvlJc w:val="left"/>
+      <w:pPr>
+        <w:ind w:left="3600" w:hanging="360"/>
+      </w:pPr>
+    </w:lvl>
+    <w:lvl w:ilvl="5" w:tplc="4009001B" w:tentative="1">
+      <w:start w:val="1"/>
+      <w:numFmt w:val="lowerRoman"/>
+      <w:lvlText w:val="%6."/>
+      <w:lvlJc w:val="right"/>
+      <w:pPr>
+        <w:ind w:left="4320" w:hanging="180"/>
+      </w:pPr>
+    </w:lvl>
+    <w:lvl w:ilvl="6" w:tplc="4009000F" w:tentative="1">
+      <w:start w:val="1"/>
+      <w:numFmt w:val="decimal"/>
+      <w:lvlText w:val="%7."/>
+      <w:lvlJc w:val="left"/>
+      <w:pPr>
+        <w:ind w:left="5040" w:hanging="360"/>
+      </w:pPr>
+    </w:lvl>
+    <w:lvl w:ilvl="7" w:tplc="40090019" w:tentative="1">
+      <w:start w:val="1"/>
+      <w:numFmt w:val="lowerLetter"/>
+      <w:lvlText w:val="%8."/>
+      <w:lvlJc w:val="left"/>
+      <w:pPr>
+        <w:ind w:left="5760" w:hanging="360"/>
+      </w:pPr>
+    </w:lvl>
+    <w:lvl w:ilvl="8" w:tplc="4009001B" w:tentative="1">
+      <w:start w:val="1"/>
+      <w:numFmt w:val="lowerRoman"/>
+      <w:lvlText w:val="%9."/>
+      <w:lvlJc w:val="right"/>
+      <w:pPr>
+        <w:ind w:left="6480" w:hanging="180"/>
+      </w:pPr>
+    </w:lvl>
+  </w:abstractNum>
+  <w:abstractNum w:abstractNumId="11" w15:restartNumberingAfterBreak="0">
+    <w:nsid w:val="71DE209B"/>
+    <w:multiLevelType w:val="hybridMultilevel"/>
+    <w:tmpl w:val="00423524"/>
+    <w:lvl w:ilvl="0" w:tplc="40090001">
+      <w:start w:val="1"/>
+      <w:numFmt w:val="bullet"/>
+      <w:lvlText w:val=""/>
+      <w:lvlJc w:val="left"/>
+      <w:pPr>
+        <w:ind w:left="1440" w:hanging="360"/>
+      </w:pPr>
+      <w:rPr>
+        <w:rFonts w:ascii="Symbol" w:hAnsi="Symbol" w:hint="default"/>
+      </w:rPr>
+    </w:lvl>
+    <w:lvl w:ilvl="1" w:tplc="40090003" w:tentative="1">
+      <w:start w:val="1"/>
+      <w:numFmt w:val="bullet"/>
+      <w:lvlText w:val="o"/>
+      <w:lvlJc w:val="left"/>
+      <w:pPr>
+        <w:ind w:left="2160" w:hanging="360"/>
+      </w:pPr>
+      <w:rPr>
+        <w:rFonts w:ascii="Courier New" w:hAnsi="Courier New" w:cs="Courier New" w:hint="default"/>
+      </w:rPr>
+    </w:lvl>
+    <w:lvl w:ilvl="2" w:tplc="40090005" w:tentative="1">
+      <w:start w:val="1"/>
+      <w:numFmt w:val="bullet"/>
+      <w:lvlText w:val=""/>
+      <w:lvlJc w:val="left"/>
+      <w:pPr>
+        <w:ind w:left="2880" w:hanging="360"/>
+      </w:pPr>
+      <w:rPr>
+        <w:rFonts w:ascii="Wingdings" w:hAnsi="Wingdings" w:hint="default"/>
+      </w:rPr>
+    </w:lvl>
+    <w:lvl w:ilvl="3" w:tplc="40090001" w:tentative="1">
+      <w:start w:val="1"/>
+      <w:numFmt w:val="bullet"/>
+      <w:lvlText w:val=""/>
+      <w:lvlJc w:val="left"/>
+      <w:pPr>
+        <w:ind w:left="3600" w:hanging="360"/>
+      </w:pPr>
+      <w:rPr>
+        <w:rFonts w:ascii="Symbol" w:hAnsi="Symbol" w:hint="default"/>
+      </w:rPr>
+    </w:lvl>
+    <w:lvl w:ilvl="4" w:tplc="40090003" w:tentative="1">
+      <w:start w:val="1"/>
+      <w:numFmt w:val="bullet"/>
+      <w:lvlText w:val="o"/>
+      <w:lvlJc w:val="left"/>
+      <w:pPr>
+        <w:ind w:left="4320" w:hanging="360"/>
+      </w:pPr>
+      <w:rPr>
+        <w:rFonts w:ascii="Courier New" w:hAnsi="Courier New" w:cs="Courier New" w:hint="default"/>
+      </w:rPr>
+    </w:lvl>
+    <w:lvl w:ilvl="5" w:tplc="40090005" w:tentative="1">
+      <w:start w:val="1"/>
+      <w:numFmt w:val="bullet"/>
+      <w:lvlText w:val=""/>
+      <w:lvlJc w:val="left"/>
+      <w:pPr>
+        <w:ind w:left="5040" w:hanging="360"/>
+      </w:pPr>
+      <w:rPr>
+        <w:rFonts w:ascii="Wingdings" w:hAnsi="Wingdings" w:hint="default"/>
+      </w:rPr>
+    </w:lvl>
+    <w:lvl w:ilvl="6" w:tplc="40090001" w:tentative="1">
+      <w:start w:val="1"/>
+      <w:numFmt w:val="bullet"/>
+      <w:lvlText w:val=""/>
+      <w:lvlJc w:val="left"/>
+      <w:pPr>
+        <w:ind w:left="5760" w:hanging="360"/>
+      </w:pPr>
+      <w:rPr>
+        <w:rFonts w:ascii="Symbol" w:hAnsi="Symbol" w:hint="default"/>
+      </w:rPr>
+    </w:lvl>
+    <w:lvl w:ilvl="7" w:tplc="40090003" w:tentative="1">
+      <w:start w:val="1"/>
+      <w:numFmt w:val="bullet"/>
+      <w:lvlText w:val="o"/>
+      <w:lvlJc w:val="left"/>
+      <w:pPr>
+        <w:ind w:left="6480" w:hanging="360"/>
+      </w:pPr>
+      <w:rPr>
+        <w:rFonts w:ascii="Courier New" w:hAnsi="Courier New" w:cs="Courier New" w:hint="default"/>
+      </w:rPr>
+    </w:lvl>
+    <w:lvl w:ilvl="8" w:tplc="40090005" w:tentative="1">
+      <w:start w:val="1"/>
+      <w:numFmt w:val="bullet"/>
+      <w:lvlText w:val=""/>
+      <w:lvlJc w:val="left"/>
+      <w:pPr>
+        <w:ind w:left="7200" w:hanging="360"/>
+      </w:pPr>
+      <w:rPr>
+        <w:rFonts w:ascii="Wingdings" w:hAnsi="Wingdings" w:hint="default"/>
+      </w:rPr>
+    </w:lvl>
+  </w:abstractNum>
+  <w:abstractNum w:abstractNumId="12" w15:restartNumberingAfterBreak="0">
+    <w:nsid w:val="7248004C"/>
+    <w:multiLevelType w:val="hybridMultilevel"/>
+    <w:tmpl w:val="2842C5C6"/>
+    <w:lvl w:ilvl="0" w:tplc="0246B65A">
+      <w:start w:val="3"/>
+      <w:numFmt w:val="bullet"/>
+      <w:lvlText w:val="-"/>
+      <w:lvlJc w:val="left"/>
+      <w:pPr>
+        <w:ind w:left="720" w:hanging="360"/>
+      </w:pPr>
+      <w:rPr>
+        <w:rFonts w:ascii="Calibri" w:eastAsiaTheme="minorHAnsi" w:hAnsi="Calibri" w:cs="Calibri" w:hint="default"/>
+      </w:rPr>
+    </w:lvl>
+    <w:lvl w:ilvl="1" w:tplc="40090003" w:tentative="1">
+      <w:start w:val="1"/>
+      <w:numFmt w:val="bullet"/>
+      <w:lvlText w:val="o"/>
+      <w:lvlJc w:val="left"/>
+      <w:pPr>
+        <w:ind w:left="1440" w:hanging="360"/>
+      </w:pPr>
+      <w:rPr>
+        <w:rFonts w:ascii="Courier New" w:hAnsi="Courier New" w:cs="Courier New" w:hint="default"/>
+      </w:rPr>
+    </w:lvl>
+    <w:lvl w:ilvl="2" w:tplc="40090005" w:tentative="1">
+      <w:start w:val="1"/>
+      <w:numFmt w:val="bullet"/>
+      <w:lvlText w:val=""/>
+      <w:lvlJc w:val="left"/>
+      <w:pPr>
+        <w:ind w:left="2160" w:hanging="360"/>
+      </w:pPr>
+      <w:rPr>
+        <w:rFonts w:ascii="Wingdings" w:hAnsi="Wingdings" w:hint="default"/>
+      </w:rPr>
+    </w:lvl>
+    <w:lvl w:ilvl="3" w:tplc="40090001" w:tentative="1">
+      <w:start w:val="1"/>
+      <w:numFmt w:val="bullet"/>
+      <w:lvlText w:val=""/>
+      <w:lvlJc w:val="left"/>
+      <w:pPr>
+        <w:ind w:left="2880" w:hanging="360"/>
+      </w:pPr>
+      <w:rPr>
+        <w:rFonts w:ascii="Symbol" w:hAnsi="Symbol" w:hint="default"/>
+      </w:rPr>
+    </w:lvl>
+    <w:lvl w:ilvl="4" w:tplc="40090003" w:tentative="1">
+      <w:start w:val="1"/>
+      <w:numFmt w:val="bullet"/>
+      <w:lvlText w:val="o"/>
+      <w:lvlJc w:val="left"/>
+      <w:pPr>
+        <w:ind w:left="3600" w:hanging="360"/>
+      </w:pPr>
+      <w:rPr>
+        <w:rFonts w:ascii="Courier New" w:hAnsi="Courier New" w:cs="Courier New" w:hint="default"/>
+      </w:rPr>
+    </w:lvl>
+    <w:lvl w:ilvl="5" w:tplc="40090005" w:tentative="1">
+      <w:start w:val="1"/>
+      <w:numFmt w:val="bullet"/>
+      <w:lvlText w:val=""/>
+      <w:lvlJc w:val="left"/>
+      <w:pPr>
+        <w:ind w:left="4320" w:hanging="360"/>
+      </w:pPr>
+      <w:rPr>
+        <w:rFonts w:ascii="Wingdings" w:hAnsi="Wingdings" w:hint="default"/>
+      </w:rPr>
+    </w:lvl>
+    <w:lvl w:ilvl="6" w:tplc="40090001" w:tentative="1">
+      <w:start w:val="1"/>
+      <w:numFmt w:val="bullet"/>
+      <w:lvlText w:val=""/>
+      <w:lvlJc w:val="left"/>
+      <w:pPr>
+        <w:ind w:left="5040" w:hanging="360"/>
+      </w:pPr>
+      <w:rPr>
+        <w:rFonts w:ascii="Symbol" w:hAnsi="Symbol" w:hint="default"/>
+      </w:rPr>
+    </w:lvl>
+    <w:lvl w:ilvl="7" w:tplc="40090003" w:tentative="1">
+      <w:start w:val="1"/>
+      <w:numFmt w:val="bullet"/>
+      <w:lvlText w:val="o"/>
+      <w:lvlJc w:val="left"/>
+      <w:pPr>
+        <w:ind w:left="5760" w:hanging="360"/>
+      </w:pPr>
+      <w:rPr>
+        <w:rFonts w:ascii="Courier New" w:hAnsi="Courier New" w:cs="Courier New" w:hint="default"/>
+      </w:rPr>
+    </w:lvl>
+    <w:lvl w:ilvl="8" w:tplc="40090005" w:tentative="1">
+      <w:start w:val="1"/>
+      <w:numFmt w:val="bullet"/>
+      <w:lvlText w:val=""/>
+      <w:lvlJc w:val="left"/>
+      <w:pPr>
+        <w:ind w:left="6480" w:hanging="360"/>
+      </w:pPr>
+      <w:rPr>
+        <w:rFonts w:ascii="Wingdings" w:hAnsi="Wingdings" w:hint="default"/>
+      </w:rPr>
+    </w:lvl>
+  </w:abstractNum>
+  <w:num w:numId="1" w16cid:durableId="115103130">
+    <w:abstractNumId w:val="5"/>
+  </w:num>
+  <w:num w:numId="2" w16cid:durableId="540245626">
+    <w:abstractNumId w:val="11"/>
+  </w:num>
+  <w:num w:numId="3" w16cid:durableId="633414939">
+    <w:abstractNumId w:val="6"/>
+  </w:num>
+  <w:num w:numId="4" w16cid:durableId="1877542189">
+    <w:abstractNumId w:val="8"/>
+  </w:num>
+  <w:num w:numId="5" w16cid:durableId="1194617153">
+    <w:abstractNumId w:val="7"/>
+  </w:num>
+  <w:num w:numId="6" w16cid:durableId="2145388612">
+    <w:abstractNumId w:val="10"/>
+  </w:num>
+  <w:num w:numId="7" w16cid:durableId="922567464">
+    <w:abstractNumId w:val="1"/>
+  </w:num>
+  <w:num w:numId="8" w16cid:durableId="1275215199">
+    <w:abstractNumId w:val="4"/>
+  </w:num>
+  <w:num w:numId="9" w16cid:durableId="430127791">
+    <w:abstractNumId w:val="0"/>
+  </w:num>
+  <w:num w:numId="10" w16cid:durableId="1072584468">
+    <w:abstractNumId w:val="12"/>
+  </w:num>
+  <w:num w:numId="11" w16cid:durableId="911625474">
+    <w:abstractNumId w:val="3"/>
+  </w:num>
+  <w:num w:numId="12" w16cid:durableId="1282301344">
     <w:abstractNumId w:val="2"/>
   </w:num>
-  <w:num w:numId="2" w16cid:durableId="929658308">
-    <w:abstractNumId w:val="1"/>
-  </w:num>
-  <w:num w:numId="3" w16cid:durableId="863327461">
-    <w:abstractNumId w:val="0"/>
+  <w:num w:numId="13" w16cid:durableId="2125927347">
+    <w:abstractNumId w:val="9"/>
   </w:num>
 </w:numbering>
 </file>
@@ -1786,7 +3467,7 @@
     <w:link w:val="Heading1Char"/>
     <w:uiPriority w:val="9"/>
     <w:qFormat/>
-    <w:rsid w:val="00100294"/>
+    <w:rsid w:val="00794427"/>
     <w:pPr>
       <w:keepNext/>
       <w:keepLines/>
@@ -1809,7 +3490,7 @@
     <w:semiHidden/>
     <w:unhideWhenUsed/>
     <w:qFormat/>
-    <w:rsid w:val="00100294"/>
+    <w:rsid w:val="00794427"/>
     <w:pPr>
       <w:keepNext/>
       <w:keepLines/>
@@ -1832,7 +3513,7 @@
     <w:semiHidden/>
     <w:unhideWhenUsed/>
     <w:qFormat/>
-    <w:rsid w:val="00100294"/>
+    <w:rsid w:val="00794427"/>
     <w:pPr>
       <w:keepNext/>
       <w:keepLines/>
@@ -1855,7 +3536,7 @@
     <w:semiHidden/>
     <w:unhideWhenUsed/>
     <w:qFormat/>
-    <w:rsid w:val="00100294"/>
+    <w:rsid w:val="00794427"/>
     <w:pPr>
       <w:keepNext/>
       <w:keepLines/>
@@ -1878,7 +3559,7 @@
     <w:semiHidden/>
     <w:unhideWhenUsed/>
     <w:qFormat/>
-    <w:rsid w:val="00100294"/>
+    <w:rsid w:val="00794427"/>
     <w:pPr>
       <w:keepNext/>
       <w:keepLines/>
@@ -1899,7 +3580,7 @@
     <w:semiHidden/>
     <w:unhideWhenUsed/>
     <w:qFormat/>
-    <w:rsid w:val="00100294"/>
+    <w:rsid w:val="00794427"/>
     <w:pPr>
       <w:keepNext/>
       <w:keepLines/>
@@ -1922,7 +3603,7 @@
     <w:semiHidden/>
     <w:unhideWhenUsed/>
     <w:qFormat/>
-    <w:rsid w:val="00100294"/>
+    <w:rsid w:val="00794427"/>
     <w:pPr>
       <w:keepNext/>
       <w:keepLines/>
@@ -1943,7 +3624,7 @@
     <w:semiHidden/>
     <w:unhideWhenUsed/>
     <w:qFormat/>
-    <w:rsid w:val="00100294"/>
+    <w:rsid w:val="00794427"/>
     <w:pPr>
       <w:keepNext/>
       <w:keepLines/>
@@ -1966,7 +3647,7 @@
     <w:semiHidden/>
     <w:unhideWhenUsed/>
     <w:qFormat/>
-    <w:rsid w:val="00100294"/>
+    <w:rsid w:val="00794427"/>
     <w:pPr>
       <w:keepNext/>
       <w:keepLines/>
@@ -1981,7 +3662,6 @@
   <w:style w:type="character" w:default="1" w:styleId="DefaultParagraphFont">
     <w:name w:val="Default Paragraph Font"/>
     <w:uiPriority w:val="1"/>
-    <w:semiHidden/>
     <w:unhideWhenUsed/>
   </w:style>
   <w:style w:type="table" w:default="1" w:styleId="TableNormal">
@@ -2010,7 +3690,7 @@
     <w:basedOn w:val="DefaultParagraphFont"/>
     <w:link w:val="Heading1"/>
     <w:uiPriority w:val="9"/>
-    <w:rsid w:val="00100294"/>
+    <w:rsid w:val="00794427"/>
     <w:rPr>
       <w:rFonts w:asciiTheme="majorHAnsi" w:eastAsiaTheme="majorEastAsia" w:hAnsiTheme="majorHAnsi" w:cstheme="majorBidi"/>
       <w:color w:val="2F5496" w:themeColor="accent1" w:themeShade="BF"/>
@@ -2024,7 +3704,7 @@
     <w:link w:val="Heading2"/>
     <w:uiPriority w:val="9"/>
     <w:semiHidden/>
-    <w:rsid w:val="00100294"/>
+    <w:rsid w:val="00794427"/>
     <w:rPr>
       <w:rFonts w:asciiTheme="majorHAnsi" w:eastAsiaTheme="majorEastAsia" w:hAnsiTheme="majorHAnsi" w:cstheme="majorBidi"/>
       <w:color w:val="2F5496" w:themeColor="accent1" w:themeShade="BF"/>
@@ -2038,7 +3718,7 @@
     <w:link w:val="Heading3"/>
     <w:uiPriority w:val="9"/>
     <w:semiHidden/>
-    <w:rsid w:val="00100294"/>
+    <w:rsid w:val="00794427"/>
     <w:rPr>
       <w:rFonts w:eastAsiaTheme="majorEastAsia" w:cstheme="majorBidi"/>
       <w:color w:val="2F5496" w:themeColor="accent1" w:themeShade="BF"/>
@@ -2052,7 +3732,7 @@
     <w:link w:val="Heading4"/>
     <w:uiPriority w:val="9"/>
     <w:semiHidden/>
-    <w:rsid w:val="00100294"/>
+    <w:rsid w:val="00794427"/>
     <w:rPr>
       <w:rFonts w:eastAsiaTheme="majorEastAsia" w:cstheme="majorBidi"/>
       <w:i/>
@@ -2066,7 +3746,7 @@
     <w:link w:val="Heading5"/>
     <w:uiPriority w:val="9"/>
     <w:semiHidden/>
-    <w:rsid w:val="00100294"/>
+    <w:rsid w:val="00794427"/>
     <w:rPr>
       <w:rFonts w:eastAsiaTheme="majorEastAsia" w:cstheme="majorBidi"/>
       <w:color w:val="2F5496" w:themeColor="accent1" w:themeShade="BF"/>
@@ -2078,7 +3758,7 @@
     <w:link w:val="Heading6"/>
     <w:uiPriority w:val="9"/>
     <w:semiHidden/>
-    <w:rsid w:val="00100294"/>
+    <w:rsid w:val="00794427"/>
     <w:rPr>
       <w:rFonts w:eastAsiaTheme="majorEastAsia" w:cstheme="majorBidi"/>
       <w:i/>
@@ -2092,7 +3772,7 @@
     <w:link w:val="Heading7"/>
     <w:uiPriority w:val="9"/>
     <w:semiHidden/>
-    <w:rsid w:val="00100294"/>
+    <w:rsid w:val="00794427"/>
     <w:rPr>
       <w:rFonts w:eastAsiaTheme="majorEastAsia" w:cstheme="majorBidi"/>
       <w:color w:val="595959" w:themeColor="text1" w:themeTint="A6"/>
@@ -2104,7 +3784,7 @@
     <w:link w:val="Heading8"/>
     <w:uiPriority w:val="9"/>
     <w:semiHidden/>
-    <w:rsid w:val="00100294"/>
+    <w:rsid w:val="00794427"/>
     <w:rPr>
       <w:rFonts w:eastAsiaTheme="majorEastAsia" w:cstheme="majorBidi"/>
       <w:i/>
@@ -2118,7 +3798,7 @@
     <w:link w:val="Heading9"/>
     <w:uiPriority w:val="9"/>
     <w:semiHidden/>
-    <w:rsid w:val="00100294"/>
+    <w:rsid w:val="00794427"/>
     <w:rPr>
       <w:rFonts w:eastAsiaTheme="majorEastAsia" w:cstheme="majorBidi"/>
       <w:color w:val="272727" w:themeColor="text1" w:themeTint="D8"/>
@@ -2131,7 +3811,7 @@
     <w:link w:val="TitleChar"/>
     <w:uiPriority w:val="10"/>
     <w:qFormat/>
-    <w:rsid w:val="00100294"/>
+    <w:rsid w:val="00794427"/>
     <w:pPr>
       <w:spacing w:after="80" w:line="240" w:lineRule="auto"/>
       <w:contextualSpacing/>
@@ -2149,7 +3829,7 @@
     <w:basedOn w:val="DefaultParagraphFont"/>
     <w:link w:val="Title"/>
     <w:uiPriority w:val="10"/>
-    <w:rsid w:val="00100294"/>
+    <w:rsid w:val="00794427"/>
     <w:rPr>
       <w:rFonts w:asciiTheme="majorHAnsi" w:eastAsiaTheme="majorEastAsia" w:hAnsiTheme="majorHAnsi" w:cstheme="majorBidi"/>
       <w:spacing w:val="-10"/>
@@ -2165,7 +3845,7 @@
     <w:link w:val="SubtitleChar"/>
     <w:uiPriority w:val="11"/>
     <w:qFormat/>
-    <w:rsid w:val="00100294"/>
+    <w:rsid w:val="00794427"/>
     <w:pPr>
       <w:numPr>
         <w:ilvl w:val="1"/>
@@ -2184,7 +3864,7 @@
     <w:basedOn w:val="DefaultParagraphFont"/>
     <w:link w:val="Subtitle"/>
     <w:uiPriority w:val="11"/>
-    <w:rsid w:val="00100294"/>
+    <w:rsid w:val="00794427"/>
     <w:rPr>
       <w:rFonts w:eastAsiaTheme="majorEastAsia" w:cstheme="majorBidi"/>
       <w:color w:val="595959" w:themeColor="text1" w:themeTint="A6"/>
@@ -2200,7 +3880,7 @@
     <w:link w:val="QuoteChar"/>
     <w:uiPriority w:val="29"/>
     <w:qFormat/>
-    <w:rsid w:val="00100294"/>
+    <w:rsid w:val="00794427"/>
     <w:pPr>
       <w:spacing w:before="160"/>
       <w:jc w:val="center"/>
@@ -2216,7 +3896,7 @@
     <w:basedOn w:val="DefaultParagraphFont"/>
     <w:link w:val="Quote"/>
     <w:uiPriority w:val="29"/>
-    <w:rsid w:val="00100294"/>
+    <w:rsid w:val="00794427"/>
     <w:rPr>
       <w:i/>
       <w:iCs/>
@@ -2228,7 +3908,7 @@
     <w:basedOn w:val="Normal"/>
     <w:uiPriority w:val="34"/>
     <w:qFormat/>
-    <w:rsid w:val="00100294"/>
+    <w:rsid w:val="00794427"/>
     <w:pPr>
       <w:ind w:left="720"/>
       <w:contextualSpacing/>
@@ -2239,7 +3919,7 @@
     <w:basedOn w:val="DefaultParagraphFont"/>
     <w:uiPriority w:val="21"/>
     <w:qFormat/>
-    <w:rsid w:val="00100294"/>
+    <w:rsid w:val="00794427"/>
     <w:rPr>
       <w:i/>
       <w:iCs/>
@@ -2253,7 +3933,7 @@
     <w:link w:val="IntenseQuoteChar"/>
     <w:uiPriority w:val="30"/>
     <w:qFormat/>
-    <w:rsid w:val="00100294"/>
+    <w:rsid w:val="00794427"/>
     <w:pPr>
       <w:pBdr>
         <w:top w:val="single" w:sz="4" w:space="10" w:color="2F5496" w:themeColor="accent1" w:themeShade="BF"/>
@@ -2274,7 +3954,7 @@
     <w:basedOn w:val="DefaultParagraphFont"/>
     <w:link w:val="IntenseQuote"/>
     <w:uiPriority w:val="30"/>
-    <w:rsid w:val="00100294"/>
+    <w:rsid w:val="00794427"/>
     <w:rPr>
       <w:i/>
       <w:iCs/>
@@ -2286,7 +3966,7 @@
     <w:basedOn w:val="DefaultParagraphFont"/>
     <w:uiPriority w:val="32"/>
     <w:qFormat/>
-    <w:rsid w:val="00100294"/>
+    <w:rsid w:val="00794427"/>
     <w:rPr>
       <w:b/>
       <w:bCs/>
